--- a/轮对质检/质检机器人图像采集协议.docx
+++ b/轮对质检/质检机器人图像采集协议.docx
@@ -3162,7 +3162,6 @@
             <w:insideH w:val="single" w:color="auto" w:sz="4" w:space="0"/>
             <w:insideV w:val="single" w:color="auto" w:sz="4" w:space="0"/>
           </w:tblBorders>
-          <w:shd w:val="clear" w:color="auto" w:fill="auto"/>
           <w:tblCellMar>
             <w:top w:w="17" w:type="dxa"/>
             <w:left w:w="17" w:type="dxa"/>
@@ -3255,7 +3254,6 @@
             <w:insideH w:val="single" w:color="auto" w:sz="4" w:space="0"/>
             <w:insideV w:val="single" w:color="auto" w:sz="4" w:space="0"/>
           </w:tblBorders>
-          <w:shd w:val="clear" w:color="auto" w:fill="auto"/>
           <w:tblCellMar>
             <w:top w:w="17" w:type="dxa"/>
             <w:left w:w="17" w:type="dxa"/>
@@ -3534,7 +3532,6 @@
             <w:insideH w:val="single" w:color="auto" w:sz="4" w:space="0"/>
             <w:insideV w:val="single" w:color="auto" w:sz="4" w:space="0"/>
           </w:tblBorders>
-          <w:shd w:val="clear" w:color="auto" w:fill="auto"/>
           <w:tblCellMar>
             <w:top w:w="17" w:type="dxa"/>
             <w:left w:w="17" w:type="dxa"/>
@@ -3720,7 +3717,6 @@
             <w:insideH w:val="single" w:color="auto" w:sz="4" w:space="0"/>
             <w:insideV w:val="single" w:color="auto" w:sz="4" w:space="0"/>
           </w:tblBorders>
-          <w:shd w:val="clear" w:color="auto" w:fill="auto"/>
           <w:tblCellMar>
             <w:top w:w="17" w:type="dxa"/>
             <w:left w:w="17" w:type="dxa"/>
@@ -3813,7 +3809,6 @@
             <w:insideH w:val="single" w:color="auto" w:sz="4" w:space="0"/>
             <w:insideV w:val="single" w:color="auto" w:sz="4" w:space="0"/>
           </w:tblBorders>
-          <w:shd w:val="clear" w:color="auto" w:fill="auto"/>
           <w:tblCellMar>
             <w:top w:w="17" w:type="dxa"/>
             <w:left w:w="17" w:type="dxa"/>
@@ -3896,6 +3891,478 @@
           </w:p>
         </w:tc>
       </w:tr>
+      <w:tr>
+        <w:tblPrEx>
+          <w:tblBorders>
+            <w:top w:val="single" w:color="auto" w:sz="4" w:space="0"/>
+            <w:left w:val="single" w:color="auto" w:sz="4" w:space="0"/>
+            <w:bottom w:val="single" w:color="auto" w:sz="4" w:space="0"/>
+            <w:right w:val="single" w:color="auto" w:sz="4" w:space="0"/>
+            <w:insideH w:val="single" w:color="auto" w:sz="4" w:space="0"/>
+            <w:insideV w:val="single" w:color="auto" w:sz="4" w:space="0"/>
+          </w:tblBorders>
+          <w:shd w:val="clear" w:color="auto" w:fill="auto"/>
+          <w:tblCellMar>
+            <w:top w:w="17" w:type="dxa"/>
+            <w:left w:w="17" w:type="dxa"/>
+            <w:bottom w:w="17" w:type="dxa"/>
+            <w:right w:w="17" w:type="dxa"/>
+          </w:tblCellMar>
+        </w:tblPrEx>
+        <w:trPr>
+          <w:trHeight w:val="0" w:hRule="atLeast"/>
+          <w:jc w:val="center"/>
+        </w:trPr>
+        <w:tc>
+          <w:tcPr>
+            <w:tcW w:w="3792" w:type="dxa"/>
+            <w:shd w:val="clear" w:color="auto" w:fill="auto"/>
+            <w:vAlign w:val="center"/>
+          </w:tcPr>
+          <w:p>
+            <w:pPr>
+              <w:keepNext w:val="0"/>
+              <w:keepLines w:val="0"/>
+              <w:widowControl/>
+              <w:suppressLineNumbers w:val="0"/>
+              <w:snapToGrid w:val="0"/>
+              <w:ind w:left="0" w:leftChars="0" w:right="0" w:rightChars="0" w:firstLine="0" w:firstLineChars="0"/>
+              <w:jc w:val="left"/>
+              <w:rPr>
+                <w:rFonts w:hint="default" w:ascii="Times New Roman" w:hAnsi="Times New Roman" w:eastAsia="宋体" w:cs="Times New Roman"/>
+                <w:color w:val="auto"/>
+                <w:kern w:val="0"/>
+                <w:sz w:val="24"/>
+                <w:szCs w:val="24"/>
+                <w:lang w:val="en-US" w:eastAsia="zh-CN" w:bidi="ar"/>
+              </w:rPr>
+            </w:pPr>
+            <w:r>
+              <w:rPr>
+                <w:rFonts w:hint="default" w:ascii="Times New Roman" w:hAnsi="Times New Roman" w:eastAsia="宋体" w:cs="Times New Roman"/>
+                <w:color w:val="auto"/>
+                <w:sz w:val="24"/>
+                <w:szCs w:val="24"/>
+                <w:lang w:eastAsia="zh-CN"/>
+              </w:rPr>
+              <w:t>gain</w:t>
+            </w:r>
+          </w:p>
+        </w:tc>
+        <w:tc>
+          <w:tcPr>
+            <w:tcW w:w="4545" w:type="dxa"/>
+            <w:shd w:val="clear" w:color="auto" w:fill="auto"/>
+            <w:vAlign w:val="center"/>
+          </w:tcPr>
+          <w:p>
+            <w:pPr>
+              <w:keepNext w:val="0"/>
+              <w:keepLines w:val="0"/>
+              <w:widowControl/>
+              <w:suppressLineNumbers w:val="0"/>
+              <w:snapToGrid w:val="0"/>
+              <w:ind w:left="0" w:leftChars="0" w:right="0" w:rightChars="0" w:firstLine="0" w:firstLineChars="0"/>
+              <w:jc w:val="left"/>
+              <w:rPr>
+                <w:rFonts w:hint="default" w:ascii="Times New Roman" w:hAnsi="Times New Roman" w:eastAsia="宋体" w:cs="Times New Roman"/>
+                <w:color w:val="auto"/>
+                <w:kern w:val="0"/>
+                <w:sz w:val="24"/>
+                <w:szCs w:val="24"/>
+                <w:lang w:val="en-US" w:eastAsia="zh-CN" w:bidi="ar"/>
+              </w:rPr>
+            </w:pPr>
+            <w:r>
+              <w:rPr>
+                <w:rFonts w:hint="eastAsia" w:ascii="Times New Roman" w:hAnsi="Times New Roman" w:eastAsia="宋体" w:cs="Times New Roman"/>
+                <w:color w:val="auto"/>
+                <w:kern w:val="0"/>
+                <w:sz w:val="24"/>
+                <w:szCs w:val="24"/>
+                <w:lang w:val="en-US" w:eastAsia="zh-CN" w:bidi="ar"/>
+              </w:rPr>
+              <w:t>图像采集增益参数</w:t>
+            </w:r>
+          </w:p>
+        </w:tc>
+      </w:tr>
+      <w:tr>
+        <w:tblPrEx>
+          <w:tblBorders>
+            <w:top w:val="single" w:color="auto" w:sz="4" w:space="0"/>
+            <w:left w:val="single" w:color="auto" w:sz="4" w:space="0"/>
+            <w:bottom w:val="single" w:color="auto" w:sz="4" w:space="0"/>
+            <w:right w:val="single" w:color="auto" w:sz="4" w:space="0"/>
+            <w:insideH w:val="single" w:color="auto" w:sz="4" w:space="0"/>
+            <w:insideV w:val="single" w:color="auto" w:sz="4" w:space="0"/>
+          </w:tblBorders>
+          <w:tblCellMar>
+            <w:top w:w="17" w:type="dxa"/>
+            <w:left w:w="17" w:type="dxa"/>
+            <w:bottom w:w="17" w:type="dxa"/>
+            <w:right w:w="17" w:type="dxa"/>
+          </w:tblCellMar>
+        </w:tblPrEx>
+        <w:trPr>
+          <w:trHeight w:val="0" w:hRule="atLeast"/>
+          <w:jc w:val="center"/>
+        </w:trPr>
+        <w:tc>
+          <w:tcPr>
+            <w:tcW w:w="3792" w:type="dxa"/>
+            <w:shd w:val="clear" w:color="auto" w:fill="auto"/>
+            <w:vAlign w:val="center"/>
+          </w:tcPr>
+          <w:p>
+            <w:pPr>
+              <w:keepNext w:val="0"/>
+              <w:keepLines w:val="0"/>
+              <w:widowControl/>
+              <w:suppressLineNumbers w:val="0"/>
+              <w:snapToGrid w:val="0"/>
+              <w:ind w:left="0" w:leftChars="0" w:right="0" w:rightChars="0" w:firstLine="0" w:firstLineChars="0"/>
+              <w:jc w:val="left"/>
+              <w:rPr>
+                <w:rFonts w:hint="default" w:ascii="Times New Roman" w:hAnsi="Times New Roman" w:eastAsia="宋体" w:cs="Times New Roman"/>
+                <w:color w:val="auto"/>
+                <w:kern w:val="0"/>
+                <w:sz w:val="24"/>
+                <w:szCs w:val="24"/>
+                <w:lang w:val="en-US" w:eastAsia="zh-CN" w:bidi="ar"/>
+              </w:rPr>
+            </w:pPr>
+            <w:r>
+              <w:rPr>
+                <w:rFonts w:hint="default" w:ascii="Times New Roman" w:hAnsi="Times New Roman" w:eastAsia="宋体" w:cs="Times New Roman"/>
+                <w:sz w:val="24"/>
+                <w:szCs w:val="24"/>
+                <w:lang w:val="en-US" w:eastAsia="zh-CN"/>
+              </w:rPr>
+              <w:t>currentProg</w:t>
+            </w:r>
+          </w:p>
+        </w:tc>
+        <w:tc>
+          <w:tcPr>
+            <w:tcW w:w="4545" w:type="dxa"/>
+            <w:shd w:val="clear" w:color="auto" w:fill="auto"/>
+            <w:vAlign w:val="center"/>
+          </w:tcPr>
+          <w:p>
+            <w:pPr>
+              <w:keepNext w:val="0"/>
+              <w:keepLines w:val="0"/>
+              <w:widowControl/>
+              <w:suppressLineNumbers w:val="0"/>
+              <w:snapToGrid w:val="0"/>
+              <w:ind w:left="0" w:leftChars="0" w:right="0" w:rightChars="0" w:firstLine="0" w:firstLineChars="0"/>
+              <w:jc w:val="left"/>
+              <w:rPr>
+                <w:rFonts w:hint="default" w:ascii="Times New Roman" w:hAnsi="Times New Roman" w:eastAsia="宋体" w:cs="Times New Roman"/>
+                <w:color w:val="auto"/>
+                <w:kern w:val="0"/>
+                <w:sz w:val="24"/>
+                <w:szCs w:val="24"/>
+                <w:lang w:val="en-US" w:eastAsia="zh-CN" w:bidi="ar"/>
+              </w:rPr>
+            </w:pPr>
+            <w:r>
+              <w:rPr>
+                <w:rFonts w:hint="eastAsia" w:ascii="Times New Roman" w:hAnsi="Times New Roman" w:eastAsia="宋体" w:cs="Times New Roman"/>
+                <w:color w:val="auto"/>
+                <w:kern w:val="0"/>
+                <w:sz w:val="24"/>
+                <w:szCs w:val="24"/>
+                <w:lang w:val="en-US" w:eastAsia="zh-CN" w:bidi="ar"/>
+              </w:rPr>
+              <w:t>机械臂轨迹索引</w:t>
+            </w:r>
+          </w:p>
+        </w:tc>
+      </w:tr>
+      <w:tr>
+        <w:tblPrEx>
+          <w:tblBorders>
+            <w:top w:val="single" w:color="auto" w:sz="4" w:space="0"/>
+            <w:left w:val="single" w:color="auto" w:sz="4" w:space="0"/>
+            <w:bottom w:val="single" w:color="auto" w:sz="4" w:space="0"/>
+            <w:right w:val="single" w:color="auto" w:sz="4" w:space="0"/>
+            <w:insideH w:val="single" w:color="auto" w:sz="4" w:space="0"/>
+            <w:insideV w:val="single" w:color="auto" w:sz="4" w:space="0"/>
+          </w:tblBorders>
+          <w:shd w:val="clear" w:color="auto" w:fill="auto"/>
+          <w:tblCellMar>
+            <w:top w:w="17" w:type="dxa"/>
+            <w:left w:w="17" w:type="dxa"/>
+            <w:bottom w:w="17" w:type="dxa"/>
+            <w:right w:w="17" w:type="dxa"/>
+          </w:tblCellMar>
+        </w:tblPrEx>
+        <w:trPr>
+          <w:trHeight w:val="0" w:hRule="atLeast"/>
+          <w:jc w:val="center"/>
+        </w:trPr>
+        <w:tc>
+          <w:tcPr>
+            <w:tcW w:w="3792" w:type="dxa"/>
+            <w:shd w:val="clear" w:color="auto" w:fill="auto"/>
+            <w:vAlign w:val="center"/>
+          </w:tcPr>
+          <w:p>
+            <w:pPr>
+              <w:keepNext w:val="0"/>
+              <w:keepLines w:val="0"/>
+              <w:widowControl/>
+              <w:suppressLineNumbers w:val="0"/>
+              <w:snapToGrid w:val="0"/>
+              <w:ind w:left="0" w:leftChars="0" w:right="0" w:rightChars="0" w:firstLine="0" w:firstLineChars="0"/>
+              <w:jc w:val="left"/>
+              <w:rPr>
+                <w:rFonts w:hint="default" w:ascii="Times New Roman" w:hAnsi="Times New Roman" w:eastAsia="宋体" w:cs="Times New Roman"/>
+                <w:color w:val="auto"/>
+                <w:kern w:val="0"/>
+                <w:sz w:val="24"/>
+                <w:szCs w:val="24"/>
+                <w:lang w:val="en-US" w:eastAsia="zh-CN" w:bidi="ar"/>
+              </w:rPr>
+            </w:pPr>
+            <w:r>
+              <w:rPr>
+                <w:rFonts w:hint="default" w:ascii="Times New Roman" w:hAnsi="Times New Roman" w:eastAsia="宋体" w:cs="Times New Roman"/>
+                <w:sz w:val="24"/>
+                <w:szCs w:val="24"/>
+                <w:lang w:val="en-US" w:eastAsia="zh-CN"/>
+              </w:rPr>
+              <w:t>currentPart1</w:t>
+            </w:r>
+          </w:p>
+        </w:tc>
+        <w:tc>
+          <w:tcPr>
+            <w:tcW w:w="4545" w:type="dxa"/>
+            <w:shd w:val="clear" w:color="auto" w:fill="auto"/>
+            <w:vAlign w:val="center"/>
+          </w:tcPr>
+          <w:p>
+            <w:pPr>
+              <w:keepNext w:val="0"/>
+              <w:keepLines w:val="0"/>
+              <w:widowControl/>
+              <w:suppressLineNumbers w:val="0"/>
+              <w:snapToGrid w:val="0"/>
+              <w:ind w:left="0" w:leftChars="0" w:right="0" w:rightChars="0" w:firstLine="0" w:firstLineChars="0"/>
+              <w:jc w:val="left"/>
+              <w:rPr>
+                <w:rFonts w:hint="default" w:ascii="Times New Roman" w:hAnsi="Times New Roman" w:eastAsia="宋体" w:cs="Times New Roman"/>
+                <w:color w:val="auto"/>
+                <w:kern w:val="0"/>
+                <w:sz w:val="24"/>
+                <w:szCs w:val="24"/>
+                <w:lang w:val="en-US" w:eastAsia="zh-CN" w:bidi="ar"/>
+              </w:rPr>
+            </w:pPr>
+            <w:r>
+              <w:rPr>
+                <w:rFonts w:hint="eastAsia" w:ascii="Times New Roman" w:hAnsi="Times New Roman" w:eastAsia="宋体" w:cs="Times New Roman"/>
+                <w:color w:val="auto"/>
+                <w:kern w:val="0"/>
+                <w:sz w:val="24"/>
+                <w:szCs w:val="24"/>
+                <w:lang w:val="en-US" w:eastAsia="zh-CN" w:bidi="ar"/>
+              </w:rPr>
+              <w:t>一级部件（采集的轮对零部件）</w:t>
+            </w:r>
+          </w:p>
+        </w:tc>
+      </w:tr>
+      <w:tr>
+        <w:tblPrEx>
+          <w:tblBorders>
+            <w:top w:val="single" w:color="auto" w:sz="4" w:space="0"/>
+            <w:left w:val="single" w:color="auto" w:sz="4" w:space="0"/>
+            <w:bottom w:val="single" w:color="auto" w:sz="4" w:space="0"/>
+            <w:right w:val="single" w:color="auto" w:sz="4" w:space="0"/>
+            <w:insideH w:val="single" w:color="auto" w:sz="4" w:space="0"/>
+            <w:insideV w:val="single" w:color="auto" w:sz="4" w:space="0"/>
+          </w:tblBorders>
+          <w:shd w:val="clear" w:color="auto" w:fill="auto"/>
+          <w:tblCellMar>
+            <w:top w:w="17" w:type="dxa"/>
+            <w:left w:w="17" w:type="dxa"/>
+            <w:bottom w:w="17" w:type="dxa"/>
+            <w:right w:w="17" w:type="dxa"/>
+          </w:tblCellMar>
+        </w:tblPrEx>
+        <w:trPr>
+          <w:trHeight w:val="0" w:hRule="atLeast"/>
+          <w:jc w:val="center"/>
+        </w:trPr>
+        <w:tc>
+          <w:tcPr>
+            <w:tcW w:w="3792" w:type="dxa"/>
+            <w:shd w:val="clear" w:color="auto" w:fill="auto"/>
+            <w:vAlign w:val="center"/>
+          </w:tcPr>
+          <w:p>
+            <w:pPr>
+              <w:keepNext w:val="0"/>
+              <w:keepLines w:val="0"/>
+              <w:widowControl/>
+              <w:suppressLineNumbers w:val="0"/>
+              <w:snapToGrid w:val="0"/>
+              <w:ind w:left="0" w:leftChars="0" w:right="0" w:rightChars="0" w:firstLine="0" w:firstLineChars="0"/>
+              <w:jc w:val="left"/>
+              <w:rPr>
+                <w:rFonts w:hint="default" w:ascii="Times New Roman" w:hAnsi="Times New Roman" w:eastAsia="宋体" w:cs="Times New Roman"/>
+                <w:color w:val="auto"/>
+                <w:kern w:val="0"/>
+                <w:sz w:val="24"/>
+                <w:szCs w:val="24"/>
+                <w:lang w:val="en-US" w:eastAsia="zh-CN" w:bidi="ar"/>
+              </w:rPr>
+            </w:pPr>
+            <w:r>
+              <w:rPr>
+                <w:rFonts w:hint="default" w:ascii="Times New Roman" w:hAnsi="Times New Roman" w:eastAsia="宋体" w:cs="Times New Roman"/>
+                <w:sz w:val="24"/>
+                <w:szCs w:val="24"/>
+                <w:lang w:val="en-US" w:eastAsia="zh-CN"/>
+              </w:rPr>
+              <w:t>currentPart2</w:t>
+            </w:r>
+          </w:p>
+        </w:tc>
+        <w:tc>
+          <w:tcPr>
+            <w:tcW w:w="4545" w:type="dxa"/>
+            <w:shd w:val="clear" w:color="auto" w:fill="auto"/>
+            <w:vAlign w:val="center"/>
+          </w:tcPr>
+          <w:p>
+            <w:pPr>
+              <w:keepNext w:val="0"/>
+              <w:keepLines w:val="0"/>
+              <w:widowControl/>
+              <w:suppressLineNumbers w:val="0"/>
+              <w:snapToGrid w:val="0"/>
+              <w:ind w:left="0" w:leftChars="0" w:right="0" w:rightChars="0" w:firstLine="0" w:firstLineChars="0"/>
+              <w:jc w:val="left"/>
+              <w:rPr>
+                <w:rFonts w:hint="default" w:ascii="Times New Roman" w:hAnsi="Times New Roman" w:eastAsia="宋体" w:cs="Times New Roman"/>
+                <w:color w:val="auto"/>
+                <w:kern w:val="0"/>
+                <w:sz w:val="24"/>
+                <w:szCs w:val="24"/>
+                <w:lang w:val="en-US" w:eastAsia="zh-CN" w:bidi="ar"/>
+              </w:rPr>
+            </w:pPr>
+            <w:r>
+              <w:rPr>
+                <w:rFonts w:hint="eastAsia" w:ascii="Times New Roman" w:hAnsi="Times New Roman" w:eastAsia="宋体" w:cs="Times New Roman"/>
+                <w:color w:val="auto"/>
+                <w:kern w:val="0"/>
+                <w:sz w:val="24"/>
+                <w:szCs w:val="24"/>
+                <w:lang w:val="en-US" w:eastAsia="zh-CN" w:bidi="ar"/>
+              </w:rPr>
+              <w:t>二级部件（采集的轮对零部件细分类）</w:t>
+            </w:r>
+          </w:p>
+        </w:tc>
+      </w:tr>
+      <w:tr>
+        <w:tblPrEx>
+          <w:tblBorders>
+            <w:top w:val="single" w:color="auto" w:sz="4" w:space="0"/>
+            <w:left w:val="single" w:color="auto" w:sz="4" w:space="0"/>
+            <w:bottom w:val="single" w:color="auto" w:sz="4" w:space="0"/>
+            <w:right w:val="single" w:color="auto" w:sz="4" w:space="0"/>
+            <w:insideH w:val="single" w:color="auto" w:sz="4" w:space="0"/>
+            <w:insideV w:val="single" w:color="auto" w:sz="4" w:space="0"/>
+          </w:tblBorders>
+          <w:tblCellMar>
+            <w:top w:w="17" w:type="dxa"/>
+            <w:left w:w="17" w:type="dxa"/>
+            <w:bottom w:w="17" w:type="dxa"/>
+            <w:right w:w="17" w:type="dxa"/>
+          </w:tblCellMar>
+        </w:tblPrEx>
+        <w:trPr>
+          <w:trHeight w:val="0" w:hRule="atLeast"/>
+          <w:jc w:val="center"/>
+        </w:trPr>
+        <w:tc>
+          <w:tcPr>
+            <w:tcW w:w="3792" w:type="dxa"/>
+            <w:shd w:val="clear" w:color="auto" w:fill="auto"/>
+            <w:vAlign w:val="center"/>
+          </w:tcPr>
+          <w:p>
+            <w:pPr>
+              <w:keepNext w:val="0"/>
+              <w:keepLines w:val="0"/>
+              <w:widowControl/>
+              <w:suppressLineNumbers w:val="0"/>
+              <w:snapToGrid w:val="0"/>
+              <w:ind w:left="0" w:leftChars="0" w:right="0" w:rightChars="0" w:firstLine="0" w:firstLineChars="0"/>
+              <w:jc w:val="left"/>
+              <w:rPr>
+                <w:rFonts w:hint="default" w:ascii="Times New Roman" w:hAnsi="Times New Roman" w:eastAsia="宋体" w:cs="Times New Roman"/>
+                <w:sz w:val="24"/>
+                <w:szCs w:val="24"/>
+                <w:lang w:val="en-US" w:eastAsia="zh-CN"/>
+              </w:rPr>
+            </w:pPr>
+            <w:r>
+              <w:rPr>
+                <w:rFonts w:hint="default" w:ascii="Times New Roman" w:hAnsi="Times New Roman" w:eastAsia="宋体" w:cs="Times New Roman"/>
+                <w:sz w:val="24"/>
+                <w:szCs w:val="24"/>
+                <w:lang w:val="en-US" w:eastAsia="zh-CN"/>
+              </w:rPr>
+              <w:t>currentPointStr</w:t>
+            </w:r>
+          </w:p>
+        </w:tc>
+        <w:tc>
+          <w:tcPr>
+            <w:tcW w:w="4545" w:type="dxa"/>
+            <w:shd w:val="clear" w:color="auto" w:fill="auto"/>
+            <w:vAlign w:val="center"/>
+          </w:tcPr>
+          <w:p>
+            <w:pPr>
+              <w:keepNext w:val="0"/>
+              <w:keepLines w:val="0"/>
+              <w:widowControl/>
+              <w:suppressLineNumbers w:val="0"/>
+              <w:snapToGrid w:val="0"/>
+              <w:ind w:left="0" w:leftChars="0" w:right="0" w:rightChars="0" w:firstLine="0" w:firstLineChars="0"/>
+              <w:jc w:val="left"/>
+              <w:rPr>
+                <w:rFonts w:hint="default" w:ascii="Times New Roman" w:hAnsi="Times New Roman" w:eastAsia="宋体" w:cs="Times New Roman"/>
+                <w:color w:val="auto"/>
+                <w:kern w:val="0"/>
+                <w:sz w:val="24"/>
+                <w:szCs w:val="24"/>
+                <w:lang w:val="en-US" w:eastAsia="zh-CN" w:bidi="ar"/>
+              </w:rPr>
+            </w:pPr>
+            <w:r>
+              <w:rPr>
+                <w:rFonts w:hint="eastAsia" w:ascii="Times New Roman" w:hAnsi="Times New Roman" w:eastAsia="宋体" w:cs="Times New Roman"/>
+                <w:color w:val="auto"/>
+                <w:kern w:val="0"/>
+                <w:sz w:val="24"/>
+                <w:szCs w:val="24"/>
+                <w:lang w:val="en-US" w:eastAsia="zh-CN" w:bidi="ar"/>
+              </w:rPr>
+              <w:t>采集的图片序号</w:t>
+            </w:r>
+          </w:p>
+        </w:tc>
+      </w:tr>
     </w:tbl>
     <w:p>
       <w:pPr>
@@ -4170,1514 +4637,2084 @@
         </w:rPr>
         <w:t>202610261352ZQM3B22328109M3B22328CRH380B</w:t>
       </w:r>
+    </w:p>
+    <w:p>
+      <w:pPr>
+        <w:rPr>
+          <w:rFonts w:hint="default" w:ascii="Times New Roman" w:hAnsi="Times New Roman" w:eastAsia="宋体" w:cs="Times New Roman"/>
+          <w:color w:val="auto"/>
+          <w:sz w:val="24"/>
+          <w:szCs w:val="24"/>
+          <w:lang w:val="en-US" w:eastAsia="zh-CN"/>
+        </w:rPr>
+      </w:pPr>
+      <w:r>
+        <w:rPr>
+          <w:rFonts w:hint="default" w:ascii="Times New Roman" w:hAnsi="Times New Roman" w:eastAsia="宋体" w:cs="Times New Roman"/>
+          <w:color w:val="auto"/>
+          <w:sz w:val="24"/>
+          <w:szCs w:val="24"/>
+          <w:lang w:val="en-US" w:eastAsia="zh-CN"/>
+        </w:rPr>
+        <w:t>工控机生成目录（采集软件自动生成）：</w:t>
+      </w:r>
+    </w:p>
+    <w:p>
+      <w:pPr>
+        <w:rPr>
+          <w:rFonts w:hint="default" w:ascii="Times New Roman" w:hAnsi="Times New Roman" w:eastAsia="宋体" w:cs="Times New Roman"/>
+          <w:sz w:val="24"/>
+          <w:szCs w:val="24"/>
+        </w:rPr>
+      </w:pPr>
+      <w:r>
+        <w:rPr>
+          <w:rFonts w:hint="default" w:ascii="Times New Roman" w:hAnsi="Times New Roman" w:eastAsia="宋体" w:cs="Times New Roman"/>
+          <w:sz w:val="24"/>
+          <w:szCs w:val="24"/>
+          <w:lang w:val="en-US" w:eastAsia="zh-CN"/>
+        </w:rPr>
+        <w:t>E</w:t>
+      </w:r>
+      <w:r>
+        <w:rPr>
+          <w:rFonts w:hint="default" w:ascii="Times New Roman" w:hAnsi="Times New Roman" w:eastAsia="宋体" w:cs="Times New Roman"/>
+          <w:sz w:val="24"/>
+          <w:szCs w:val="24"/>
+        </w:rPr>
+        <w:t>:\RawImageDisk\PreScan_raw\</w:t>
+      </w:r>
+      <w:r>
+        <w:rPr>
+          <w:rFonts w:hint="default" w:ascii="Times New Roman" w:hAnsi="Times New Roman" w:eastAsia="宋体" w:cs="Times New Roman"/>
+          <w:color w:val="auto"/>
+          <w:sz w:val="24"/>
+          <w:szCs w:val="24"/>
+          <w:lang w:val="en-US" w:eastAsia="zh-CN"/>
+        </w:rPr>
+        <w:t>SHDCD</w:t>
+      </w:r>
+      <w:r>
+        <w:rPr>
+          <w:rFonts w:hint="default" w:ascii="Times New Roman" w:hAnsi="Times New Roman" w:eastAsia="宋体" w:cs="Times New Roman"/>
+          <w:sz w:val="24"/>
+          <w:szCs w:val="24"/>
+        </w:rPr>
+        <w:t>\</w:t>
+      </w:r>
+      <w:r>
+        <w:rPr>
+          <w:rFonts w:hint="default" w:ascii="Times New Roman" w:hAnsi="Times New Roman" w:eastAsia="宋体" w:cs="Times New Roman"/>
+          <w:color w:val="auto"/>
+          <w:sz w:val="24"/>
+          <w:szCs w:val="24"/>
+        </w:rPr>
+        <w:t>20261024</w:t>
+      </w:r>
+      <w:r>
+        <w:rPr>
+          <w:rFonts w:hint="default" w:ascii="Times New Roman" w:hAnsi="Times New Roman" w:eastAsia="宋体" w:cs="Times New Roman"/>
+          <w:sz w:val="24"/>
+          <w:szCs w:val="24"/>
+        </w:rPr>
+        <w:t>\</w:t>
+      </w:r>
+      <w:r>
+        <w:rPr>
+          <w:rFonts w:hint="default" w:ascii="Times New Roman" w:hAnsi="Times New Roman" w:eastAsia="宋体" w:cs="Times New Roman"/>
+          <w:color w:val="auto"/>
+          <w:sz w:val="24"/>
+          <w:szCs w:val="24"/>
+        </w:rPr>
+        <w:t>2000</w:t>
+      </w:r>
+      <w:r>
+        <w:rPr>
+          <w:rFonts w:hint="default" w:ascii="Times New Roman" w:hAnsi="Times New Roman" w:eastAsia="宋体" w:cs="Times New Roman"/>
+          <w:sz w:val="24"/>
+          <w:szCs w:val="24"/>
+        </w:rPr>
+        <w:t>\</w:t>
+      </w:r>
+      <w:r>
+        <w:rPr>
+          <w:rFonts w:hint="default" w:ascii="Times New Roman" w:hAnsi="Times New Roman" w:eastAsia="宋体" w:cs="Times New Roman"/>
+          <w:color w:val="auto"/>
+          <w:sz w:val="24"/>
+          <w:szCs w:val="24"/>
+          <w:lang w:val="en-US" w:eastAsia="zh-CN"/>
+        </w:rPr>
+        <w:t>CRH380BM3B</w:t>
+      </w:r>
+      <w:r>
+        <w:rPr>
+          <w:rFonts w:hint="default" w:ascii="Times New Roman" w:hAnsi="Times New Roman" w:eastAsia="宋体" w:cs="Times New Roman"/>
+          <w:sz w:val="24"/>
+          <w:szCs w:val="24"/>
+        </w:rPr>
+        <w:t>\</w:t>
+      </w:r>
+      <w:r>
+        <w:rPr>
+          <w:rFonts w:hint="default" w:ascii="Times New Roman" w:hAnsi="Times New Roman" w:eastAsia="宋体" w:cs="Times New Roman"/>
+          <w:color w:val="auto"/>
+          <w:sz w:val="24"/>
+          <w:szCs w:val="24"/>
+          <w:lang w:val="en-US" w:eastAsia="zh-CN"/>
+        </w:rPr>
+        <w:t>202610261352ZQM3B22328109M3B22328CRH380B</w:t>
+      </w:r>
+      <w:r>
+        <w:rPr>
+          <w:rFonts w:hint="default" w:ascii="Times New Roman" w:hAnsi="Times New Roman" w:eastAsia="宋体" w:cs="Times New Roman"/>
+          <w:sz w:val="24"/>
+          <w:szCs w:val="24"/>
+        </w:rPr>
+        <w:t>\</w:t>
+      </w:r>
+    </w:p>
+    <w:p>
+      <w:pPr>
+        <w:rPr>
+          <w:rFonts w:hint="default" w:ascii="Times New Roman" w:hAnsi="Times New Roman" w:eastAsia="宋体" w:cs="Times New Roman"/>
+          <w:sz w:val="24"/>
+          <w:szCs w:val="24"/>
+        </w:rPr>
+      </w:pPr>
+      <w:r>
+        <w:rPr>
+          <w:rFonts w:hint="default" w:ascii="Times New Roman" w:hAnsi="Times New Roman" w:eastAsia="宋体" w:cs="Times New Roman"/>
+          <w:color w:val="auto"/>
+          <w:sz w:val="24"/>
+          <w:szCs w:val="24"/>
+          <w:lang w:val="en-US" w:eastAsia="zh-CN"/>
+        </w:rPr>
+        <w:t>服务器生成目录（图像上传软件自动生成）：</w:t>
+      </w:r>
+    </w:p>
+    <w:p>
+      <w:pPr>
+        <w:rPr>
+          <w:rFonts w:hint="default" w:ascii="Times New Roman" w:hAnsi="Times New Roman" w:eastAsia="宋体" w:cs="Times New Roman"/>
+          <w:sz w:val="24"/>
+          <w:szCs w:val="24"/>
+        </w:rPr>
+      </w:pPr>
+      <w:r>
+        <w:rPr>
+          <w:rFonts w:hint="default" w:ascii="Times New Roman" w:hAnsi="Times New Roman" w:eastAsia="宋体" w:cs="Times New Roman"/>
+          <w:sz w:val="24"/>
+          <w:szCs w:val="24"/>
+        </w:rPr>
+        <w:t>media\bjtds\RawImageDisk\PreScan_raw\</w:t>
+      </w:r>
+      <w:r>
+        <w:rPr>
+          <w:rFonts w:hint="default" w:ascii="Times New Roman" w:hAnsi="Times New Roman" w:eastAsia="宋体" w:cs="Times New Roman"/>
+          <w:color w:val="auto"/>
+          <w:sz w:val="24"/>
+          <w:szCs w:val="24"/>
+          <w:lang w:val="en-US" w:eastAsia="zh-CN"/>
+        </w:rPr>
+        <w:t>SHDCD</w:t>
+      </w:r>
+      <w:r>
+        <w:rPr>
+          <w:rFonts w:hint="default" w:ascii="Times New Roman" w:hAnsi="Times New Roman" w:eastAsia="宋体" w:cs="Times New Roman"/>
+          <w:sz w:val="24"/>
+          <w:szCs w:val="24"/>
+        </w:rPr>
+        <w:t>\</w:t>
+      </w:r>
+      <w:r>
+        <w:rPr>
+          <w:rFonts w:hint="default" w:ascii="Times New Roman" w:hAnsi="Times New Roman" w:eastAsia="宋体" w:cs="Times New Roman"/>
+          <w:color w:val="auto"/>
+          <w:sz w:val="24"/>
+          <w:szCs w:val="24"/>
+        </w:rPr>
+        <w:t>20261024</w:t>
+      </w:r>
+      <w:r>
+        <w:rPr>
+          <w:rFonts w:hint="default" w:ascii="Times New Roman" w:hAnsi="Times New Roman" w:eastAsia="宋体" w:cs="Times New Roman"/>
+          <w:sz w:val="24"/>
+          <w:szCs w:val="24"/>
+        </w:rPr>
+        <w:t>\</w:t>
+      </w:r>
+      <w:r>
+        <w:rPr>
+          <w:rFonts w:hint="default" w:ascii="Times New Roman" w:hAnsi="Times New Roman" w:eastAsia="宋体" w:cs="Times New Roman"/>
+          <w:color w:val="auto"/>
+          <w:sz w:val="24"/>
+          <w:szCs w:val="24"/>
+        </w:rPr>
+        <w:t>2000</w:t>
+      </w:r>
+      <w:r>
+        <w:rPr>
+          <w:rFonts w:hint="default" w:ascii="Times New Roman" w:hAnsi="Times New Roman" w:eastAsia="宋体" w:cs="Times New Roman"/>
+          <w:sz w:val="24"/>
+          <w:szCs w:val="24"/>
+        </w:rPr>
+        <w:t>\</w:t>
+      </w:r>
+      <w:r>
+        <w:rPr>
+          <w:rFonts w:hint="default" w:ascii="Times New Roman" w:hAnsi="Times New Roman" w:eastAsia="宋体" w:cs="Times New Roman"/>
+          <w:color w:val="auto"/>
+          <w:sz w:val="24"/>
+          <w:szCs w:val="24"/>
+          <w:lang w:val="en-US" w:eastAsia="zh-CN"/>
+        </w:rPr>
+        <w:t>CRH380BM3B</w:t>
+      </w:r>
+      <w:r>
+        <w:rPr>
+          <w:rFonts w:hint="default" w:ascii="Times New Roman" w:hAnsi="Times New Roman" w:eastAsia="宋体" w:cs="Times New Roman"/>
+          <w:sz w:val="24"/>
+          <w:szCs w:val="24"/>
+        </w:rPr>
+        <w:t>\</w:t>
+      </w:r>
+      <w:r>
+        <w:rPr>
+          <w:rFonts w:hint="default" w:ascii="Times New Roman" w:hAnsi="Times New Roman" w:eastAsia="宋体" w:cs="Times New Roman"/>
+          <w:color w:val="auto"/>
+          <w:sz w:val="24"/>
+          <w:szCs w:val="24"/>
+          <w:lang w:val="en-US" w:eastAsia="zh-CN"/>
+        </w:rPr>
+        <w:t>202610261352ZQM3B22328109M3B22328CRH380B</w:t>
+      </w:r>
+      <w:r>
+        <w:rPr>
+          <w:rFonts w:hint="default" w:ascii="Times New Roman" w:hAnsi="Times New Roman" w:eastAsia="宋体" w:cs="Times New Roman"/>
+          <w:sz w:val="24"/>
+          <w:szCs w:val="24"/>
+        </w:rPr>
+        <w:t>\</w:t>
+      </w:r>
+    </w:p>
+    <w:p>
+      <w:pPr>
+        <w:rPr>
+          <w:rFonts w:hint="default" w:ascii="Times New Roman" w:hAnsi="Times New Roman" w:eastAsia="宋体" w:cs="Times New Roman"/>
+          <w:sz w:val="24"/>
+          <w:szCs w:val="24"/>
+        </w:rPr>
+      </w:pPr>
+    </w:p>
+    <w:p>
+      <w:pPr>
+        <w:rPr>
+          <w:rFonts w:hint="default" w:ascii="Times New Roman" w:hAnsi="Times New Roman" w:eastAsia="宋体" w:cs="Times New Roman"/>
+          <w:sz w:val="24"/>
+          <w:szCs w:val="24"/>
+          <w:lang w:val="en-US" w:eastAsia="zh-CN"/>
+        </w:rPr>
+      </w:pPr>
+      <w:r>
+        <w:rPr>
+          <w:rFonts w:hint="eastAsia" w:ascii="Times New Roman" w:hAnsi="Times New Roman" w:eastAsia="宋体" w:cs="Times New Roman"/>
+          <w:sz w:val="24"/>
+          <w:szCs w:val="24"/>
+          <w:lang w:val="en-US" w:eastAsia="zh-CN"/>
+        </w:rPr>
+        <w:t>机械臂通过脚本START向上位机软件发送"START&amp;!"，上位机软件处理后，综合巡检指令和巡检过程信息，像图像采集软件发送</w:t>
+      </w:r>
+      <w:r>
+        <w:rPr>
+          <w:rFonts w:hint="default" w:ascii="Times New Roman" w:hAnsi="Times New Roman" w:eastAsia="宋体" w:cs="Times New Roman"/>
+          <w:color w:val="auto"/>
+          <w:sz w:val="24"/>
+          <w:szCs w:val="24"/>
+        </w:rPr>
+        <w:t>准备采集指令</w:t>
+      </w:r>
+    </w:p>
+    <w:p>
+      <w:pPr>
+        <w:rPr>
+          <w:rFonts w:hint="default" w:ascii="Times New Roman" w:hAnsi="Times New Roman" w:eastAsia="宋体" w:cs="Times New Roman"/>
+          <w:color w:val="auto"/>
+          <w:sz w:val="24"/>
+          <w:szCs w:val="24"/>
+          <w:lang w:val="en-US" w:eastAsia="zh-CN"/>
+        </w:rPr>
+      </w:pPr>
+    </w:p>
+    <w:p>
+      <w:pPr>
+        <w:rPr>
+          <w:rFonts w:hint="default" w:ascii="Times New Roman" w:hAnsi="Times New Roman" w:eastAsia="宋体" w:cs="Times New Roman"/>
+          <w:color w:val="auto"/>
+          <w:sz w:val="24"/>
+          <w:szCs w:val="24"/>
+          <w:lang w:val="en-US" w:eastAsia="zh-CN"/>
+        </w:rPr>
+      </w:pPr>
+      <w:r>
+        <w:rPr>
+          <w:rFonts w:hint="default" w:ascii="Times New Roman" w:hAnsi="Times New Roman" w:eastAsia="宋体" w:cs="Times New Roman"/>
+          <w:color w:val="auto"/>
+          <w:sz w:val="24"/>
+          <w:szCs w:val="24"/>
+          <w:lang w:val="en-US" w:eastAsia="zh-CN"/>
+        </w:rPr>
+        <w:t>增益调整指令：</w:t>
+      </w:r>
+    </w:p>
+    <w:p>
+      <w:pPr>
+        <w:rPr>
+          <w:rFonts w:hint="default" w:ascii="Times New Roman" w:hAnsi="Times New Roman" w:eastAsia="宋体" w:cs="Times New Roman"/>
+          <w:color w:val="auto"/>
+          <w:sz w:val="24"/>
+          <w:szCs w:val="24"/>
+          <w:lang w:val="en-US" w:eastAsia="zh-CN"/>
+        </w:rPr>
+      </w:pPr>
+      <w:r>
+        <w:rPr>
+          <w:rFonts w:hint="default" w:ascii="Times New Roman" w:hAnsi="Times New Roman" w:eastAsia="宋体" w:cs="Times New Roman"/>
+          <w:color w:val="auto"/>
+          <w:sz w:val="24"/>
+          <w:szCs w:val="24"/>
+          <w:lang w:val="en-US" w:eastAsia="zh-CN"/>
+        </w:rPr>
+        <w:t>CHANGE&amp;GAIN&amp;增益值</w:t>
+      </w:r>
+    </w:p>
+    <w:p>
+      <w:pPr>
+        <w:rPr>
+          <w:rFonts w:hint="default" w:ascii="Times New Roman" w:hAnsi="Times New Roman" w:eastAsia="宋体" w:cs="Times New Roman"/>
+          <w:color w:val="auto"/>
+          <w:sz w:val="24"/>
+          <w:szCs w:val="24"/>
+          <w:lang w:val="en-US" w:eastAsia="zh-CN"/>
+        </w:rPr>
+      </w:pPr>
+      <w:r>
+        <w:rPr>
+          <w:rFonts w:hint="default" w:ascii="Times New Roman" w:hAnsi="Times New Roman" w:eastAsia="宋体" w:cs="Times New Roman"/>
+          <w:color w:val="auto"/>
+          <w:sz w:val="24"/>
+          <w:szCs w:val="24"/>
+          <w:lang w:val="en-US" w:eastAsia="zh-CN"/>
+        </w:rPr>
+        <w:t>增益调整</w:t>
+      </w:r>
+      <w:r>
+        <w:rPr>
+          <w:rFonts w:hint="eastAsia" w:ascii="Times New Roman" w:hAnsi="Times New Roman" w:eastAsia="宋体" w:cs="Times New Roman"/>
+          <w:color w:val="auto"/>
+          <w:sz w:val="24"/>
+          <w:szCs w:val="24"/>
+          <w:lang w:val="en-US" w:eastAsia="zh-CN"/>
+        </w:rPr>
+        <w:t>字段</w:t>
+      </w:r>
+      <w:r>
+        <w:rPr>
+          <w:rFonts w:hint="default" w:ascii="Times New Roman" w:hAnsi="Times New Roman" w:eastAsia="宋体" w:cs="Times New Roman"/>
+          <w:color w:val="auto"/>
+          <w:sz w:val="24"/>
+          <w:szCs w:val="24"/>
+          <w:lang w:val="en-US" w:eastAsia="zh-CN"/>
+        </w:rPr>
+        <w:t>：</w:t>
+      </w:r>
+    </w:p>
+    <w:p>
+      <w:pPr>
+        <w:rPr>
+          <w:rFonts w:hint="default" w:ascii="Times New Roman" w:hAnsi="Times New Roman" w:eastAsia="宋体" w:cs="Times New Roman"/>
+          <w:color w:val="auto"/>
+          <w:sz w:val="24"/>
+          <w:szCs w:val="24"/>
+          <w:lang w:val="en-US" w:eastAsia="zh-CN"/>
+        </w:rPr>
+      </w:pPr>
+      <w:r>
+        <w:rPr>
+          <w:rFonts w:hint="default" w:ascii="Times New Roman" w:hAnsi="Times New Roman" w:eastAsia="宋体" w:cs="Times New Roman"/>
+          <w:color w:val="auto"/>
+          <w:sz w:val="24"/>
+          <w:szCs w:val="24"/>
+          <w:lang w:val="en-US" w:eastAsia="zh-CN"/>
+        </w:rPr>
+        <w:t>CHANGE&amp;GAIN&amp;</w:t>
+      </w:r>
+      <w:r>
+        <w:rPr>
+          <w:rFonts w:hint="eastAsia" w:ascii="Times New Roman" w:hAnsi="Times New Roman" w:eastAsia="宋体" w:cs="Times New Roman"/>
+          <w:color w:val="auto"/>
+          <w:sz w:val="24"/>
+          <w:szCs w:val="24"/>
+          <w:lang w:val="en-US" w:eastAsia="zh-CN"/>
+        </w:rPr>
+        <w:t>{</w:t>
+      </w:r>
+      <w:r>
+        <w:rPr>
+          <w:rFonts w:hint="default" w:ascii="Times New Roman" w:hAnsi="Times New Roman" w:eastAsia="宋体" w:cs="Times New Roman"/>
+          <w:color w:val="auto"/>
+          <w:sz w:val="24"/>
+          <w:szCs w:val="24"/>
+          <w:lang w:eastAsia="zh-CN"/>
+        </w:rPr>
+        <w:t>gain</w:t>
+      </w:r>
+      <w:r>
+        <w:rPr>
+          <w:rFonts w:hint="eastAsia" w:ascii="Times New Roman" w:hAnsi="Times New Roman" w:eastAsia="宋体" w:cs="Times New Roman"/>
+          <w:color w:val="auto"/>
+          <w:sz w:val="24"/>
+          <w:szCs w:val="24"/>
+          <w:lang w:val="en-US" w:eastAsia="zh-CN"/>
+        </w:rPr>
+        <w:t>}</w:t>
+      </w:r>
+    </w:p>
+    <w:p>
+      <w:pPr>
+        <w:rPr>
+          <w:rFonts w:hint="default" w:ascii="Times New Roman" w:hAnsi="Times New Roman" w:eastAsia="宋体" w:cs="Times New Roman"/>
+          <w:color w:val="auto"/>
+          <w:sz w:val="24"/>
+          <w:szCs w:val="24"/>
+          <w:lang w:val="en-US" w:eastAsia="zh-CN"/>
+        </w:rPr>
+      </w:pPr>
+    </w:p>
+    <w:p>
+      <w:pPr>
+        <w:rPr>
+          <w:rFonts w:hint="default" w:ascii="Times New Roman" w:hAnsi="Times New Roman" w:eastAsia="宋体" w:cs="Times New Roman"/>
+          <w:color w:val="auto"/>
+          <w:sz w:val="24"/>
+          <w:szCs w:val="24"/>
+          <w:lang w:val="en-US" w:eastAsia="zh-CN"/>
+        </w:rPr>
+      </w:pPr>
+      <w:r>
+        <w:rPr>
+          <w:rFonts w:hint="default" w:ascii="Times New Roman" w:hAnsi="Times New Roman" w:eastAsia="宋体" w:cs="Times New Roman"/>
+          <w:color w:val="auto"/>
+          <w:sz w:val="24"/>
+          <w:szCs w:val="24"/>
+          <w:lang w:val="en-US" w:eastAsia="zh-CN"/>
+        </w:rPr>
+        <w:t>图像采集指令：</w:t>
+      </w:r>
+    </w:p>
+    <w:p>
+      <w:pPr>
+        <w:rPr>
+          <w:rFonts w:hint="default" w:ascii="Times New Roman" w:hAnsi="Times New Roman" w:eastAsia="宋体" w:cs="Times New Roman"/>
+          <w:color w:val="auto"/>
+          <w:sz w:val="24"/>
+          <w:szCs w:val="24"/>
+          <w:lang w:val="en-US" w:eastAsia="zh-CN"/>
+        </w:rPr>
+      </w:pPr>
+      <w:r>
+        <w:rPr>
+          <w:rFonts w:hint="default" w:ascii="Times New Roman" w:hAnsi="Times New Roman" w:eastAsia="宋体" w:cs="Times New Roman"/>
+          <w:color w:val="auto"/>
+          <w:sz w:val="24"/>
+          <w:szCs w:val="24"/>
+          <w:lang w:val="en-US" w:eastAsia="zh-CN"/>
+        </w:rPr>
+        <w:t>PHOTO&amp;车型轮对类型&amp;原始图像名称</w:t>
+      </w:r>
+    </w:p>
+    <w:p>
+      <w:pPr>
+        <w:rPr>
+          <w:rFonts w:hint="default" w:ascii="Times New Roman" w:hAnsi="Times New Roman" w:eastAsia="宋体" w:cs="Times New Roman"/>
+          <w:color w:val="auto"/>
+          <w:sz w:val="24"/>
+          <w:szCs w:val="24"/>
+          <w:lang w:val="en-US" w:eastAsia="zh-CN"/>
+        </w:rPr>
+      </w:pPr>
+      <w:r>
+        <w:rPr>
+          <w:rFonts w:hint="default" w:ascii="Times New Roman" w:hAnsi="Times New Roman" w:eastAsia="宋体" w:cs="Times New Roman"/>
+          <w:color w:val="auto"/>
+          <w:sz w:val="24"/>
+          <w:szCs w:val="24"/>
+          <w:lang w:val="en-US" w:eastAsia="zh-CN"/>
+        </w:rPr>
+        <w:t>图像采集指令</w:t>
+      </w:r>
+      <w:r>
+        <w:rPr>
+          <w:rFonts w:hint="eastAsia" w:ascii="Times New Roman" w:hAnsi="Times New Roman" w:eastAsia="宋体" w:cs="Times New Roman"/>
+          <w:color w:val="auto"/>
+          <w:sz w:val="24"/>
+          <w:szCs w:val="24"/>
+          <w:lang w:val="en-US" w:eastAsia="zh-CN"/>
+        </w:rPr>
+        <w:t>实列</w:t>
+      </w:r>
+      <w:r>
+        <w:rPr>
+          <w:rFonts w:hint="default" w:ascii="Times New Roman" w:hAnsi="Times New Roman" w:eastAsia="宋体" w:cs="Times New Roman"/>
+          <w:color w:val="auto"/>
+          <w:sz w:val="24"/>
+          <w:szCs w:val="24"/>
+          <w:lang w:val="en-US" w:eastAsia="zh-CN"/>
+        </w:rPr>
+        <w:t>：</w:t>
+      </w:r>
+    </w:p>
+    <w:p>
+      <w:pPr>
+        <w:rPr>
+          <w:rFonts w:hint="default" w:ascii="Times New Roman" w:hAnsi="Times New Roman" w:eastAsia="宋体" w:cs="Times New Roman"/>
+          <w:sz w:val="24"/>
+          <w:szCs w:val="24"/>
+          <w:lang w:val="en-US" w:eastAsia="zh-CN"/>
+        </w:rPr>
+      </w:pPr>
+      <w:r>
+        <w:rPr>
+          <w:rFonts w:hint="default" w:ascii="Times New Roman" w:hAnsi="Times New Roman" w:eastAsia="宋体" w:cs="Times New Roman"/>
+          <w:color w:val="auto"/>
+          <w:sz w:val="24"/>
+          <w:szCs w:val="24"/>
+          <w:lang w:val="en-US" w:eastAsia="zh-CN"/>
+        </w:rPr>
+        <w:t>PHOTO&amp;{carType}{wheelsetKind}</w:t>
+      </w:r>
+      <w:r>
+        <w:rPr>
+          <w:rFonts w:hint="default" w:ascii="Times New Roman" w:hAnsi="Times New Roman" w:eastAsia="宋体" w:cs="Times New Roman"/>
+          <w:color w:val="auto"/>
+          <w:sz w:val="24"/>
+          <w:szCs w:val="24"/>
+        </w:rPr>
+        <w:t>&amp;</w:t>
+      </w:r>
+      <w:r>
+        <w:rPr>
+          <w:rFonts w:hint="default" w:ascii="Times New Roman" w:hAnsi="Times New Roman" w:eastAsia="宋体" w:cs="Times New Roman"/>
+          <w:sz w:val="24"/>
+          <w:szCs w:val="24"/>
+          <w:lang w:val="en-US" w:eastAsia="zh-CN"/>
+        </w:rPr>
+        <w:t>T1-</w:t>
+      </w:r>
+      <w:r>
+        <w:rPr>
+          <w:rFonts w:hint="default" w:ascii="Times New Roman" w:hAnsi="Times New Roman" w:eastAsia="宋体" w:cs="Times New Roman"/>
+          <w:color w:val="auto"/>
+          <w:sz w:val="24"/>
+          <w:szCs w:val="24"/>
+        </w:rPr>
+        <w:t>{yyyyMMdd}</w:t>
+      </w:r>
+      <w:r>
+        <w:rPr>
+          <w:rFonts w:hint="default" w:ascii="Times New Roman" w:hAnsi="Times New Roman" w:eastAsia="宋体" w:cs="Times New Roman"/>
+          <w:sz w:val="24"/>
+          <w:szCs w:val="24"/>
+          <w:lang w:val="en-US" w:eastAsia="zh-CN"/>
+        </w:rPr>
+        <w:t>-{</w:t>
+      </w:r>
+      <w:r>
+        <w:rPr>
+          <w:rFonts w:hint="default" w:ascii="Times New Roman" w:hAnsi="Times New Roman" w:eastAsia="宋体" w:cs="Times New Roman"/>
+          <w:sz w:val="24"/>
+          <w:szCs w:val="24"/>
+        </w:rPr>
+        <w:t>carType</w:t>
+      </w:r>
+      <w:r>
+        <w:rPr>
+          <w:rFonts w:hint="default" w:ascii="Times New Roman" w:hAnsi="Times New Roman" w:eastAsia="宋体" w:cs="Times New Roman"/>
+          <w:sz w:val="24"/>
+          <w:szCs w:val="24"/>
+          <w:lang w:val="en-US" w:eastAsia="zh-CN"/>
+        </w:rPr>
+        <w:t>}{</w:t>
+      </w:r>
+      <w:r>
+        <w:rPr>
+          <w:rFonts w:hint="default" w:ascii="Times New Roman" w:hAnsi="Times New Roman" w:eastAsia="宋体" w:cs="Times New Roman"/>
+          <w:sz w:val="24"/>
+          <w:szCs w:val="24"/>
+        </w:rPr>
+        <w:t>wheelsetKind</w:t>
+      </w:r>
+      <w:r>
+        <w:rPr>
+          <w:rFonts w:hint="default" w:ascii="Times New Roman" w:hAnsi="Times New Roman" w:eastAsia="宋体" w:cs="Times New Roman"/>
+          <w:sz w:val="24"/>
+          <w:szCs w:val="24"/>
+          <w:lang w:val="en-US" w:eastAsia="zh-CN"/>
+        </w:rPr>
+        <w:t>}-{</w:t>
+      </w:r>
+      <w:r>
+        <w:rPr>
+          <w:rFonts w:hint="default" w:ascii="Times New Roman" w:hAnsi="Times New Roman" w:eastAsia="宋体" w:cs="Times New Roman"/>
+          <w:sz w:val="24"/>
+          <w:szCs w:val="24"/>
+        </w:rPr>
+        <w:t>axleType</w:t>
+      </w:r>
+      <w:r>
+        <w:rPr>
+          <w:rFonts w:hint="default" w:ascii="Times New Roman" w:hAnsi="Times New Roman" w:eastAsia="宋体" w:cs="Times New Roman"/>
+          <w:sz w:val="24"/>
+          <w:szCs w:val="24"/>
+          <w:lang w:val="en-US" w:eastAsia="zh-CN"/>
+        </w:rPr>
+        <w:t>}{</w:t>
+      </w:r>
+      <w:r>
+        <w:rPr>
+          <w:rFonts w:hint="default" w:ascii="Times New Roman" w:hAnsi="Times New Roman" w:eastAsia="宋体" w:cs="Times New Roman"/>
+          <w:sz w:val="24"/>
+          <w:szCs w:val="24"/>
+        </w:rPr>
+        <w:t>wheelsetNo</w:t>
+      </w:r>
+      <w:r>
+        <w:rPr>
+          <w:rFonts w:hint="default" w:ascii="Times New Roman" w:hAnsi="Times New Roman" w:eastAsia="宋体" w:cs="Times New Roman"/>
+          <w:sz w:val="24"/>
+          <w:szCs w:val="24"/>
+          <w:lang w:val="en-US" w:eastAsia="zh-CN"/>
+        </w:rPr>
+        <w:t>}-{</w:t>
+      </w:r>
+      <w:r>
+        <w:rPr>
+          <w:rFonts w:hint="default" w:ascii="Times New Roman" w:hAnsi="Times New Roman" w:eastAsia="宋体" w:cs="Times New Roman"/>
+          <w:sz w:val="24"/>
+          <w:szCs w:val="24"/>
+        </w:rPr>
+        <w:t>axleNo</w:t>
+      </w:r>
+      <w:r>
+        <w:rPr>
+          <w:rFonts w:hint="default" w:ascii="Times New Roman" w:hAnsi="Times New Roman" w:eastAsia="宋体" w:cs="Times New Roman"/>
+          <w:sz w:val="24"/>
+          <w:szCs w:val="24"/>
+          <w:lang w:val="en-US" w:eastAsia="zh-CN"/>
+        </w:rPr>
+        <w:t>}-{</w:t>
+      </w:r>
+      <w:r>
+        <w:rPr>
+          <w:rFonts w:hint="default" w:ascii="Times New Roman" w:hAnsi="Times New Roman" w:eastAsia="宋体" w:cs="Times New Roman"/>
+          <w:sz w:val="24"/>
+          <w:szCs w:val="24"/>
+        </w:rPr>
+        <w:t>posId</w:t>
+      </w:r>
+      <w:r>
+        <w:rPr>
+          <w:rFonts w:hint="default" w:ascii="Times New Roman" w:hAnsi="Times New Roman" w:eastAsia="宋体" w:cs="Times New Roman"/>
+          <w:sz w:val="24"/>
+          <w:szCs w:val="24"/>
+          <w:lang w:val="en-US" w:eastAsia="zh-CN"/>
+        </w:rPr>
+        <w:t>}-{currentProg}-{currentPart1}-{currentPart2}-{currentPointStr}</w:t>
+      </w:r>
+    </w:p>
+    <w:p>
+      <w:pPr>
+        <w:rPr>
+          <w:rFonts w:hint="default" w:ascii="Times New Roman" w:hAnsi="Times New Roman" w:eastAsia="宋体" w:cs="Times New Roman"/>
+          <w:color w:val="auto"/>
+          <w:sz w:val="24"/>
+          <w:szCs w:val="24"/>
+          <w:lang w:val="en-US" w:eastAsia="zh-CN"/>
+        </w:rPr>
+      </w:pPr>
+    </w:p>
+    <w:p>
+      <w:pPr>
+        <w:rPr>
+          <w:rFonts w:hint="default" w:ascii="Times New Roman" w:hAnsi="Times New Roman" w:eastAsia="宋体" w:cs="Times New Roman"/>
+          <w:color w:val="auto"/>
+          <w:sz w:val="24"/>
+          <w:szCs w:val="24"/>
+          <w:lang w:val="en-US" w:eastAsia="zh-CN"/>
+        </w:rPr>
+      </w:pPr>
+      <w:r>
+        <w:rPr>
+          <w:rFonts w:hint="default" w:ascii="Times New Roman" w:hAnsi="Times New Roman" w:eastAsia="宋体" w:cs="Times New Roman"/>
+          <w:color w:val="auto"/>
+          <w:sz w:val="24"/>
+          <w:szCs w:val="24"/>
+          <w:lang w:val="en-US" w:eastAsia="zh-CN"/>
+        </w:rPr>
+        <w:t>原始图像名称组成：</w:t>
+      </w:r>
+    </w:p>
+    <w:p>
+      <w:pPr>
+        <w:rPr>
+          <w:rFonts w:hint="default" w:ascii="Times New Roman" w:hAnsi="Times New Roman" w:eastAsia="宋体" w:cs="Times New Roman"/>
+          <w:color w:val="auto"/>
+          <w:sz w:val="24"/>
+          <w:szCs w:val="24"/>
+          <w:lang w:val="en-US" w:eastAsia="zh-CN"/>
+        </w:rPr>
+      </w:pPr>
+      <w:r>
+        <w:rPr>
+          <w:rFonts w:hint="default" w:ascii="Times New Roman" w:hAnsi="Times New Roman" w:eastAsia="宋体" w:cs="Times New Roman"/>
+          <w:color w:val="auto"/>
+          <w:sz w:val="24"/>
+          <w:szCs w:val="24"/>
+          <w:lang w:val="en-US" w:eastAsia="zh-CN"/>
+        </w:rPr>
+        <w:t>T1-年月日-车型轮对类型-车轴型号轮对号-轴号-工位号-机械臂轨迹索引号-一级部件名称-二级部件编号-巡检点编号</w:t>
+      </w:r>
+    </w:p>
+    <w:p>
+      <w:pPr>
+        <w:rPr>
+          <w:rFonts w:hint="default" w:ascii="Times New Roman" w:hAnsi="Times New Roman" w:eastAsia="宋体" w:cs="Times New Roman"/>
+          <w:color w:val="auto"/>
+          <w:sz w:val="24"/>
+          <w:szCs w:val="24"/>
+          <w:lang w:val="en-US" w:eastAsia="zh-CN"/>
+        </w:rPr>
+      </w:pPr>
+      <w:r>
+        <w:rPr>
+          <w:rFonts w:hint="default" w:ascii="Times New Roman" w:hAnsi="Times New Roman" w:eastAsia="宋体" w:cs="Times New Roman"/>
+          <w:color w:val="auto"/>
+          <w:sz w:val="24"/>
+          <w:szCs w:val="24"/>
+          <w:lang w:val="en-US" w:eastAsia="zh-CN"/>
+        </w:rPr>
+        <w:t>原始图像名称字段：</w:t>
+      </w:r>
+    </w:p>
+    <w:p>
+      <w:pPr>
+        <w:rPr>
+          <w:rFonts w:hint="default" w:ascii="Times New Roman" w:hAnsi="Times New Roman" w:eastAsia="宋体" w:cs="Times New Roman"/>
+          <w:sz w:val="24"/>
+          <w:szCs w:val="24"/>
+          <w:lang w:val="en-US" w:eastAsia="zh-CN"/>
+        </w:rPr>
+      </w:pPr>
+      <w:r>
+        <w:rPr>
+          <w:rFonts w:hint="default" w:ascii="Times New Roman" w:hAnsi="Times New Roman" w:eastAsia="宋体" w:cs="Times New Roman"/>
+          <w:sz w:val="24"/>
+          <w:szCs w:val="24"/>
+          <w:lang w:val="en-US" w:eastAsia="zh-CN"/>
+        </w:rPr>
+        <w:t>T1-</w:t>
+      </w:r>
+      <w:r>
+        <w:rPr>
+          <w:rFonts w:hint="default" w:ascii="Times New Roman" w:hAnsi="Times New Roman" w:eastAsia="宋体" w:cs="Times New Roman"/>
+          <w:color w:val="auto"/>
+          <w:sz w:val="24"/>
+          <w:szCs w:val="24"/>
+        </w:rPr>
+        <w:t>{yyyyMMdd}</w:t>
+      </w:r>
+      <w:r>
+        <w:rPr>
+          <w:rFonts w:hint="default" w:ascii="Times New Roman" w:hAnsi="Times New Roman" w:eastAsia="宋体" w:cs="Times New Roman"/>
+          <w:sz w:val="24"/>
+          <w:szCs w:val="24"/>
+          <w:lang w:val="en-US" w:eastAsia="zh-CN"/>
+        </w:rPr>
+        <w:t>-{</w:t>
+      </w:r>
+      <w:r>
+        <w:rPr>
+          <w:rFonts w:hint="default" w:ascii="Times New Roman" w:hAnsi="Times New Roman" w:eastAsia="宋体" w:cs="Times New Roman"/>
+          <w:sz w:val="24"/>
+          <w:szCs w:val="24"/>
+        </w:rPr>
+        <w:t>carType</w:t>
+      </w:r>
+      <w:r>
+        <w:rPr>
+          <w:rFonts w:hint="default" w:ascii="Times New Roman" w:hAnsi="Times New Roman" w:eastAsia="宋体" w:cs="Times New Roman"/>
+          <w:sz w:val="24"/>
+          <w:szCs w:val="24"/>
+          <w:lang w:val="en-US" w:eastAsia="zh-CN"/>
+        </w:rPr>
+        <w:t>}{</w:t>
+      </w:r>
+      <w:r>
+        <w:rPr>
+          <w:rFonts w:hint="default" w:ascii="Times New Roman" w:hAnsi="Times New Roman" w:eastAsia="宋体" w:cs="Times New Roman"/>
+          <w:sz w:val="24"/>
+          <w:szCs w:val="24"/>
+        </w:rPr>
+        <w:t>wheelsetKind</w:t>
+      </w:r>
+      <w:r>
+        <w:rPr>
+          <w:rFonts w:hint="default" w:ascii="Times New Roman" w:hAnsi="Times New Roman" w:eastAsia="宋体" w:cs="Times New Roman"/>
+          <w:sz w:val="24"/>
+          <w:szCs w:val="24"/>
+          <w:lang w:val="en-US" w:eastAsia="zh-CN"/>
+        </w:rPr>
+        <w:t>}-{</w:t>
+      </w:r>
+      <w:r>
+        <w:rPr>
+          <w:rFonts w:hint="default" w:ascii="Times New Roman" w:hAnsi="Times New Roman" w:eastAsia="宋体" w:cs="Times New Roman"/>
+          <w:sz w:val="24"/>
+          <w:szCs w:val="24"/>
+        </w:rPr>
+        <w:t>axleType</w:t>
+      </w:r>
+      <w:r>
+        <w:rPr>
+          <w:rFonts w:hint="default" w:ascii="Times New Roman" w:hAnsi="Times New Roman" w:eastAsia="宋体" w:cs="Times New Roman"/>
+          <w:sz w:val="24"/>
+          <w:szCs w:val="24"/>
+          <w:lang w:val="en-US" w:eastAsia="zh-CN"/>
+        </w:rPr>
+        <w:t>}{</w:t>
+      </w:r>
+      <w:r>
+        <w:rPr>
+          <w:rFonts w:hint="default" w:ascii="Times New Roman" w:hAnsi="Times New Roman" w:eastAsia="宋体" w:cs="Times New Roman"/>
+          <w:sz w:val="24"/>
+          <w:szCs w:val="24"/>
+        </w:rPr>
+        <w:t>wheelsetNo</w:t>
+      </w:r>
+      <w:r>
+        <w:rPr>
+          <w:rFonts w:hint="default" w:ascii="Times New Roman" w:hAnsi="Times New Roman" w:eastAsia="宋体" w:cs="Times New Roman"/>
+          <w:sz w:val="24"/>
+          <w:szCs w:val="24"/>
+          <w:lang w:val="en-US" w:eastAsia="zh-CN"/>
+        </w:rPr>
+        <w:t>}-{</w:t>
+      </w:r>
+      <w:r>
+        <w:rPr>
+          <w:rFonts w:hint="default" w:ascii="Times New Roman" w:hAnsi="Times New Roman" w:eastAsia="宋体" w:cs="Times New Roman"/>
+          <w:sz w:val="24"/>
+          <w:szCs w:val="24"/>
+        </w:rPr>
+        <w:t>axleNo</w:t>
+      </w:r>
+      <w:r>
+        <w:rPr>
+          <w:rFonts w:hint="default" w:ascii="Times New Roman" w:hAnsi="Times New Roman" w:eastAsia="宋体" w:cs="Times New Roman"/>
+          <w:sz w:val="24"/>
+          <w:szCs w:val="24"/>
+          <w:lang w:val="en-US" w:eastAsia="zh-CN"/>
+        </w:rPr>
+        <w:t>}-{</w:t>
+      </w:r>
+      <w:r>
+        <w:rPr>
+          <w:rFonts w:hint="default" w:ascii="Times New Roman" w:hAnsi="Times New Roman" w:eastAsia="宋体" w:cs="Times New Roman"/>
+          <w:sz w:val="24"/>
+          <w:szCs w:val="24"/>
+        </w:rPr>
+        <w:t>posId</w:t>
+      </w:r>
+      <w:r>
+        <w:rPr>
+          <w:rFonts w:hint="default" w:ascii="Times New Roman" w:hAnsi="Times New Roman" w:eastAsia="宋体" w:cs="Times New Roman"/>
+          <w:sz w:val="24"/>
+          <w:szCs w:val="24"/>
+          <w:lang w:val="en-US" w:eastAsia="zh-CN"/>
+        </w:rPr>
+        <w:t>}-{currentProg}-{currentPart1}-{currentPart2}-{currentPointStr}</w:t>
+      </w:r>
+    </w:p>
+    <w:p>
+      <w:pPr>
+        <w:rPr>
+          <w:rFonts w:hint="default" w:ascii="Times New Roman" w:hAnsi="Times New Roman" w:eastAsia="宋体" w:cs="Times New Roman"/>
+          <w:sz w:val="24"/>
+          <w:szCs w:val="24"/>
+          <w:lang w:val="en-US" w:eastAsia="zh-CN"/>
+        </w:rPr>
+      </w:pPr>
+    </w:p>
+    <w:p>
+      <w:pPr>
+        <w:rPr>
+          <w:rFonts w:hint="eastAsia" w:ascii="Times New Roman" w:hAnsi="Times New Roman" w:eastAsia="宋体" w:cs="Times New Roman"/>
+          <w:sz w:val="24"/>
+          <w:szCs w:val="24"/>
+          <w:lang w:val="en-US" w:eastAsia="zh-CN"/>
+        </w:rPr>
+      </w:pPr>
+      <w:r>
+        <w:rPr>
+          <w:rFonts w:hint="eastAsia" w:ascii="Times New Roman" w:hAnsi="Times New Roman" w:eastAsia="宋体" w:cs="Times New Roman"/>
+          <w:sz w:val="24"/>
+          <w:szCs w:val="24"/>
+          <w:lang w:val="en-US" w:eastAsia="zh-CN"/>
+        </w:rPr>
+        <w:t>其中</w:t>
+      </w:r>
+      <w:r>
+        <w:rPr>
+          <w:rFonts w:hint="eastAsia" w:ascii="Times New Roman" w:hAnsi="Times New Roman" w:eastAsia="宋体" w:cs="Times New Roman"/>
+          <w:color w:val="auto"/>
+          <w:sz w:val="24"/>
+          <w:szCs w:val="24"/>
+          <w:lang w:val="en-US" w:eastAsia="zh-CN"/>
+        </w:rPr>
+        <w:t>{</w:t>
+      </w:r>
+      <w:r>
+        <w:rPr>
+          <w:rFonts w:hint="default" w:ascii="Times New Roman" w:hAnsi="Times New Roman" w:eastAsia="宋体" w:cs="Times New Roman"/>
+          <w:color w:val="auto"/>
+          <w:sz w:val="24"/>
+          <w:szCs w:val="24"/>
+          <w:lang w:eastAsia="zh-CN"/>
+        </w:rPr>
+        <w:t>gain</w:t>
+      </w:r>
+      <w:r>
+        <w:rPr>
+          <w:rFonts w:hint="eastAsia" w:ascii="Times New Roman" w:hAnsi="Times New Roman" w:eastAsia="宋体" w:cs="Times New Roman"/>
+          <w:color w:val="auto"/>
+          <w:sz w:val="24"/>
+          <w:szCs w:val="24"/>
+          <w:lang w:val="en-US" w:eastAsia="zh-CN"/>
+        </w:rPr>
+        <w:t>}-</w:t>
+      </w:r>
+      <w:r>
+        <w:rPr>
+          <w:rFonts w:hint="default" w:ascii="Times New Roman" w:hAnsi="Times New Roman" w:eastAsia="宋体" w:cs="Times New Roman"/>
+          <w:sz w:val="24"/>
+          <w:szCs w:val="24"/>
+          <w:lang w:val="en-US" w:eastAsia="zh-CN"/>
+        </w:rPr>
+        <w:t>{currentProg}-{currentPart1}-{currentPart2}-{currentPointStr}</w:t>
+      </w:r>
+      <w:r>
+        <w:rPr>
+          <w:rFonts w:hint="eastAsia" w:ascii="Times New Roman" w:hAnsi="Times New Roman" w:eastAsia="宋体" w:cs="Times New Roman"/>
+          <w:sz w:val="24"/>
+          <w:szCs w:val="24"/>
+          <w:lang w:val="en-US" w:eastAsia="zh-CN"/>
+        </w:rPr>
+        <w:t>!由机械臂发送给上位机软件。参考机长广溪械臂运行脚本START/PHOTO/FINISH。</w:t>
+      </w:r>
+    </w:p>
+    <w:p>
+      <w:pPr>
+        <w:rPr>
+          <w:rFonts w:hint="eastAsia" w:ascii="Times New Roman" w:hAnsi="Times New Roman" w:eastAsia="宋体" w:cs="Times New Roman"/>
+          <w:sz w:val="24"/>
+          <w:szCs w:val="24"/>
+          <w:lang w:val="en-US" w:eastAsia="zh-CN"/>
+        </w:rPr>
+      </w:pPr>
+    </w:p>
+    <w:p>
+      <w:pPr>
+        <w:rPr>
+          <w:rFonts w:hint="default" w:ascii="Times New Roman" w:hAnsi="Times New Roman" w:eastAsia="宋体" w:cs="Times New Roman"/>
+          <w:sz w:val="24"/>
+          <w:szCs w:val="24"/>
+          <w:lang w:val="en-US" w:eastAsia="zh-CN"/>
+        </w:rPr>
+      </w:pPr>
+      <w:r>
+        <w:rPr>
+          <w:rFonts w:hint="eastAsia" w:ascii="Times New Roman" w:hAnsi="Times New Roman" w:eastAsia="宋体" w:cs="Times New Roman"/>
+          <w:sz w:val="24"/>
+          <w:szCs w:val="24"/>
+          <w:lang w:val="en-US" w:eastAsia="zh-CN"/>
+        </w:rPr>
+        <w:t>机械臂通过PHOTO向上位机软件发送“CHANG&amp;GAIN&amp;增益&amp;PHOTO&amp;程序索引-一级部件-二级部件-采集点编号!”,上位机软件解析完成后，结合巡检指令中的相关信息，和巡检过程信息，上位机软件给图像采集软件先发送增益调整指令，再发送图像采集指令。</w:t>
+      </w:r>
+    </w:p>
+    <w:p>
+      <w:pPr>
+        <w:rPr>
+          <w:rFonts w:hint="default" w:ascii="Times New Roman" w:hAnsi="Times New Roman" w:eastAsia="宋体" w:cs="Times New Roman"/>
+          <w:sz w:val="24"/>
+          <w:szCs w:val="24"/>
+          <w:lang w:val="en-US" w:eastAsia="zh-CN"/>
+        </w:rPr>
+      </w:pPr>
+    </w:p>
+    <w:p>
+      <w:pPr>
+        <w:rPr>
+          <w:rFonts w:hint="default" w:ascii="Times New Roman" w:hAnsi="Times New Roman" w:eastAsia="宋体" w:cs="Times New Roman"/>
+          <w:sz w:val="24"/>
+          <w:szCs w:val="24"/>
+          <w:lang w:val="en-US" w:eastAsia="zh-CN"/>
+        </w:rPr>
+      </w:pPr>
+      <w:r>
+        <w:rPr>
+          <w:rFonts w:hint="default" w:ascii="Times New Roman" w:hAnsi="Times New Roman" w:eastAsia="宋体" w:cs="Times New Roman"/>
+          <w:color w:val="auto"/>
+          <w:sz w:val="24"/>
+          <w:szCs w:val="24"/>
+          <w:lang w:val="en-US" w:eastAsia="zh-CN"/>
+        </w:rPr>
+        <w:t>原始图像名称实列：</w:t>
+      </w:r>
+    </w:p>
+    <w:p>
+      <w:pPr>
+        <w:rPr>
+          <w:rFonts w:hint="default" w:ascii="Times New Roman" w:hAnsi="Times New Roman" w:eastAsia="宋体" w:cs="Times New Roman"/>
+          <w:sz w:val="24"/>
+          <w:szCs w:val="24"/>
+          <w:lang w:val="en-US" w:eastAsia="zh-CN"/>
+        </w:rPr>
+      </w:pPr>
+      <w:r>
+        <w:rPr>
+          <w:rFonts w:hint="default" w:ascii="Times New Roman" w:hAnsi="Times New Roman" w:eastAsia="宋体" w:cs="Times New Roman"/>
+          <w:sz w:val="24"/>
+          <w:szCs w:val="24"/>
+          <w:lang w:val="en-US" w:eastAsia="zh-CN"/>
+        </w:rPr>
+        <w:t>T1-</w:t>
+      </w:r>
+      <w:r>
+        <w:rPr>
+          <w:rFonts w:hint="default" w:ascii="Times New Roman" w:hAnsi="Times New Roman" w:eastAsia="宋体" w:cs="Times New Roman"/>
+          <w:sz w:val="24"/>
+          <w:szCs w:val="24"/>
+        </w:rPr>
+        <w:t>20261024</w:t>
+      </w:r>
+      <w:r>
+        <w:rPr>
+          <w:rFonts w:hint="default" w:ascii="Times New Roman" w:hAnsi="Times New Roman" w:eastAsia="宋体" w:cs="Times New Roman"/>
+          <w:sz w:val="24"/>
+          <w:szCs w:val="24"/>
+          <w:lang w:val="en-US" w:eastAsia="zh-CN"/>
+        </w:rPr>
+        <w:t>-</w:t>
+      </w:r>
+      <w:r>
+        <w:rPr>
+          <w:rFonts w:hint="default" w:ascii="Times New Roman" w:hAnsi="Times New Roman" w:eastAsia="宋体" w:cs="Times New Roman"/>
+          <w:color w:val="auto"/>
+          <w:sz w:val="24"/>
+          <w:szCs w:val="24"/>
+          <w:lang w:val="en-US" w:eastAsia="zh-CN"/>
+        </w:rPr>
+        <w:t>CRH380BM3B</w:t>
+      </w:r>
+      <w:r>
+        <w:rPr>
+          <w:rFonts w:hint="default" w:ascii="Times New Roman" w:hAnsi="Times New Roman" w:eastAsia="宋体" w:cs="Times New Roman"/>
+          <w:sz w:val="24"/>
+          <w:szCs w:val="24"/>
+          <w:lang w:val="en-US" w:eastAsia="zh-CN"/>
+        </w:rPr>
+        <w:t>-22079109M3B22079-ZQM3B2207901-2-33-ZDZZ-05-01</w:t>
+      </w:r>
+    </w:p>
+    <w:p>
+      <w:pPr>
+        <w:rPr>
+          <w:rFonts w:hint="default" w:ascii="Times New Roman" w:hAnsi="Times New Roman" w:eastAsia="宋体" w:cs="Times New Roman"/>
+          <w:color w:val="auto"/>
+          <w:sz w:val="24"/>
+          <w:szCs w:val="24"/>
+        </w:rPr>
+      </w:pPr>
+      <w:r>
+        <w:rPr>
+          <w:rFonts w:hint="default" w:ascii="Times New Roman" w:hAnsi="Times New Roman" w:eastAsia="宋体" w:cs="Times New Roman"/>
+          <w:color w:val="auto"/>
+          <w:sz w:val="24"/>
+          <w:szCs w:val="24"/>
+          <w:lang w:val="en-US" w:eastAsia="zh-CN"/>
+        </w:rPr>
+        <w:t>图像采集指令实列：</w:t>
+      </w:r>
+    </w:p>
+    <w:p>
+      <w:pPr>
+        <w:rPr>
+          <w:rFonts w:hint="default" w:ascii="Times New Roman" w:hAnsi="Times New Roman" w:eastAsia="宋体" w:cs="Times New Roman"/>
+          <w:sz w:val="24"/>
+          <w:szCs w:val="24"/>
+          <w:lang w:val="en-US" w:eastAsia="zh-CN"/>
+        </w:rPr>
+      </w:pPr>
+      <w:r>
+        <w:rPr>
+          <w:rFonts w:hint="default" w:ascii="Times New Roman" w:hAnsi="Times New Roman" w:eastAsia="宋体" w:cs="Times New Roman"/>
+          <w:color w:val="auto"/>
+          <w:sz w:val="24"/>
+          <w:szCs w:val="24"/>
+          <w:lang w:val="en-US" w:eastAsia="zh-CN"/>
+        </w:rPr>
+        <w:t>PHOTO&amp;CRH380BM3B&amp;</w:t>
+      </w:r>
+      <w:r>
+        <w:rPr>
+          <w:rFonts w:hint="default" w:ascii="Times New Roman" w:hAnsi="Times New Roman" w:eastAsia="宋体" w:cs="Times New Roman"/>
+          <w:sz w:val="24"/>
+          <w:szCs w:val="24"/>
+          <w:lang w:val="en-US" w:eastAsia="zh-CN"/>
+        </w:rPr>
+        <w:t>T1-</w:t>
+      </w:r>
+      <w:r>
+        <w:rPr>
+          <w:rFonts w:hint="default" w:ascii="Times New Roman" w:hAnsi="Times New Roman" w:eastAsia="宋体" w:cs="Times New Roman"/>
+          <w:sz w:val="24"/>
+          <w:szCs w:val="24"/>
+        </w:rPr>
+        <w:t>20261024</w:t>
+      </w:r>
+      <w:r>
+        <w:rPr>
+          <w:rFonts w:hint="default" w:ascii="Times New Roman" w:hAnsi="Times New Roman" w:eastAsia="宋体" w:cs="Times New Roman"/>
+          <w:sz w:val="24"/>
+          <w:szCs w:val="24"/>
+          <w:lang w:val="en-US" w:eastAsia="zh-CN"/>
+        </w:rPr>
+        <w:t>-</w:t>
+      </w:r>
+      <w:r>
+        <w:rPr>
+          <w:rFonts w:hint="default" w:ascii="Times New Roman" w:hAnsi="Times New Roman" w:eastAsia="宋体" w:cs="Times New Roman"/>
+          <w:color w:val="auto"/>
+          <w:sz w:val="24"/>
+          <w:szCs w:val="24"/>
+          <w:lang w:val="en-US" w:eastAsia="zh-CN"/>
+        </w:rPr>
+        <w:t>CRH380BM3B</w:t>
+      </w:r>
+      <w:r>
+        <w:rPr>
+          <w:rFonts w:hint="default" w:ascii="Times New Roman" w:hAnsi="Times New Roman" w:eastAsia="宋体" w:cs="Times New Roman"/>
+          <w:sz w:val="24"/>
+          <w:szCs w:val="24"/>
+          <w:lang w:val="en-US" w:eastAsia="zh-CN"/>
+        </w:rPr>
+        <w:t>-22079109M3B22079-ZQM3B2207901-2-33-ZDZZ-05-01</w:t>
+      </w:r>
+    </w:p>
+    <w:p>
+      <w:pPr>
+        <w:rPr>
+          <w:rFonts w:hint="default" w:ascii="Times New Roman" w:hAnsi="Times New Roman" w:eastAsia="宋体" w:cs="Times New Roman"/>
+          <w:sz w:val="24"/>
+          <w:szCs w:val="24"/>
+          <w:lang w:val="en-US" w:eastAsia="zh-CN"/>
+        </w:rPr>
+      </w:pPr>
+    </w:p>
+    <w:p>
+      <w:pPr>
+        <w:rPr>
+          <w:rFonts w:hint="default" w:ascii="Times New Roman" w:hAnsi="Times New Roman" w:eastAsia="宋体" w:cs="Times New Roman"/>
+          <w:sz w:val="24"/>
+          <w:szCs w:val="24"/>
+          <w:lang w:val="en-US" w:eastAsia="zh-CN"/>
+        </w:rPr>
+      </w:pPr>
+      <w:r>
+        <w:rPr>
+          <w:rFonts w:hint="default" w:ascii="Times New Roman" w:hAnsi="Times New Roman" w:eastAsia="宋体" w:cs="Times New Roman"/>
+          <w:sz w:val="24"/>
+          <w:szCs w:val="24"/>
+          <w:lang w:val="en-US" w:eastAsia="zh-CN"/>
+        </w:rPr>
+        <w:t>相机生成文件</w:t>
+      </w:r>
+    </w:p>
+    <w:p>
+      <w:pPr>
+        <w:rPr>
+          <w:rFonts w:hint="default" w:ascii="Times New Roman" w:hAnsi="Times New Roman" w:eastAsia="宋体" w:cs="Times New Roman"/>
+          <w:sz w:val="24"/>
+          <w:szCs w:val="24"/>
+        </w:rPr>
+      </w:pPr>
+      <w:r>
+        <w:rPr>
+          <w:rFonts w:hint="default" w:ascii="Times New Roman" w:hAnsi="Times New Roman" w:eastAsia="宋体" w:cs="Times New Roman"/>
+          <w:sz w:val="24"/>
+          <w:szCs w:val="24"/>
+          <w:lang w:val="en-US" w:eastAsia="zh-CN"/>
+        </w:rPr>
+        <w:t>N-T1-</w:t>
+      </w:r>
+      <w:r>
+        <w:rPr>
+          <w:rFonts w:hint="default" w:ascii="Times New Roman" w:hAnsi="Times New Roman" w:eastAsia="宋体" w:cs="Times New Roman"/>
+          <w:sz w:val="24"/>
+          <w:szCs w:val="24"/>
+        </w:rPr>
+        <w:t>20261024</w:t>
+      </w:r>
+      <w:r>
+        <w:rPr>
+          <w:rFonts w:hint="default" w:ascii="Times New Roman" w:hAnsi="Times New Roman" w:eastAsia="宋体" w:cs="Times New Roman"/>
+          <w:sz w:val="24"/>
+          <w:szCs w:val="24"/>
+          <w:lang w:val="en-US" w:eastAsia="zh-CN"/>
+        </w:rPr>
+        <w:t>-</w:t>
+      </w:r>
+      <w:r>
+        <w:rPr>
+          <w:rFonts w:hint="default" w:ascii="Times New Roman" w:hAnsi="Times New Roman" w:eastAsia="宋体" w:cs="Times New Roman"/>
+          <w:color w:val="auto"/>
+          <w:sz w:val="24"/>
+          <w:szCs w:val="24"/>
+          <w:lang w:val="en-US" w:eastAsia="zh-CN"/>
+        </w:rPr>
+        <w:t>CRH380BM3B</w:t>
+      </w:r>
+      <w:r>
+        <w:rPr>
+          <w:rFonts w:hint="default" w:ascii="Times New Roman" w:hAnsi="Times New Roman" w:eastAsia="宋体" w:cs="Times New Roman"/>
+          <w:sz w:val="24"/>
+          <w:szCs w:val="24"/>
+          <w:lang w:val="en-US" w:eastAsia="zh-CN"/>
+        </w:rPr>
+        <w:t>-22079109M3B22079-ZQM3B2207901-2-33-ZDZZ-05-01</w:t>
+      </w:r>
+      <w:r>
+        <w:rPr>
+          <w:rFonts w:hint="default" w:ascii="Times New Roman" w:hAnsi="Times New Roman" w:eastAsia="宋体" w:cs="Times New Roman"/>
+          <w:sz w:val="24"/>
+          <w:szCs w:val="24"/>
+        </w:rPr>
+        <w:t>.tiff</w:t>
+      </w:r>
+    </w:p>
+    <w:p>
+      <w:pPr>
+        <w:rPr>
+          <w:rFonts w:hint="default" w:ascii="Times New Roman" w:hAnsi="Times New Roman" w:eastAsia="宋体" w:cs="Times New Roman"/>
+          <w:sz w:val="24"/>
+          <w:szCs w:val="24"/>
+        </w:rPr>
+      </w:pPr>
+      <w:r>
+        <w:rPr>
+          <w:rFonts w:hint="default" w:ascii="Times New Roman" w:hAnsi="Times New Roman" w:eastAsia="宋体" w:cs="Times New Roman"/>
+          <w:sz w:val="24"/>
+          <w:szCs w:val="24"/>
+          <w:lang w:val="en-US" w:eastAsia="zh-CN"/>
+        </w:rPr>
+        <w:t>N-T1-</w:t>
+      </w:r>
+      <w:r>
+        <w:rPr>
+          <w:rFonts w:hint="default" w:ascii="Times New Roman" w:hAnsi="Times New Roman" w:eastAsia="宋体" w:cs="Times New Roman"/>
+          <w:sz w:val="24"/>
+          <w:szCs w:val="24"/>
+        </w:rPr>
+        <w:t>20261024</w:t>
+      </w:r>
+      <w:r>
+        <w:rPr>
+          <w:rFonts w:hint="default" w:ascii="Times New Roman" w:hAnsi="Times New Roman" w:eastAsia="宋体" w:cs="Times New Roman"/>
+          <w:sz w:val="24"/>
+          <w:szCs w:val="24"/>
+          <w:lang w:val="en-US" w:eastAsia="zh-CN"/>
+        </w:rPr>
+        <w:t>-</w:t>
+      </w:r>
+      <w:r>
+        <w:rPr>
+          <w:rFonts w:hint="default" w:ascii="Times New Roman" w:hAnsi="Times New Roman" w:eastAsia="宋体" w:cs="Times New Roman"/>
+          <w:color w:val="auto"/>
+          <w:sz w:val="24"/>
+          <w:szCs w:val="24"/>
+          <w:lang w:val="en-US" w:eastAsia="zh-CN"/>
+        </w:rPr>
+        <w:t>CRH380BM3B</w:t>
+      </w:r>
+      <w:r>
+        <w:rPr>
+          <w:rFonts w:hint="default" w:ascii="Times New Roman" w:hAnsi="Times New Roman" w:eastAsia="宋体" w:cs="Times New Roman"/>
+          <w:sz w:val="24"/>
+          <w:szCs w:val="24"/>
+          <w:lang w:val="en-US" w:eastAsia="zh-CN"/>
+        </w:rPr>
+        <w:t>-22079109M3B22079-ZQM3B2207901-2-33-ZDZZ-05-01</w:t>
+      </w:r>
+      <w:r>
+        <w:rPr>
+          <w:rFonts w:hint="default" w:ascii="Times New Roman" w:hAnsi="Times New Roman" w:eastAsia="宋体" w:cs="Times New Roman"/>
+          <w:sz w:val="24"/>
+          <w:szCs w:val="24"/>
+        </w:rPr>
+        <w:t>.jpg</w:t>
+      </w:r>
+    </w:p>
+    <w:p>
+      <w:pPr>
+        <w:rPr>
+          <w:rFonts w:hint="default" w:ascii="Times New Roman" w:hAnsi="Times New Roman" w:eastAsia="宋体" w:cs="Times New Roman"/>
+          <w:sz w:val="24"/>
+          <w:szCs w:val="24"/>
+        </w:rPr>
+      </w:pPr>
+      <w:r>
+        <w:rPr>
+          <w:rFonts w:hint="default" w:ascii="Times New Roman" w:hAnsi="Times New Roman" w:eastAsia="宋体" w:cs="Times New Roman"/>
+          <w:sz w:val="24"/>
+          <w:szCs w:val="24"/>
+          <w:lang w:val="en-US" w:eastAsia="zh-CN"/>
+        </w:rPr>
+        <w:t>N-T1-</w:t>
+      </w:r>
+      <w:r>
+        <w:rPr>
+          <w:rFonts w:hint="default" w:ascii="Times New Roman" w:hAnsi="Times New Roman" w:eastAsia="宋体" w:cs="Times New Roman"/>
+          <w:sz w:val="24"/>
+          <w:szCs w:val="24"/>
+        </w:rPr>
+        <w:t>20261024</w:t>
+      </w:r>
+      <w:r>
+        <w:rPr>
+          <w:rFonts w:hint="default" w:ascii="Times New Roman" w:hAnsi="Times New Roman" w:eastAsia="宋体" w:cs="Times New Roman"/>
+          <w:sz w:val="24"/>
+          <w:szCs w:val="24"/>
+          <w:lang w:val="en-US" w:eastAsia="zh-CN"/>
+        </w:rPr>
+        <w:t>-</w:t>
+      </w:r>
+      <w:r>
+        <w:rPr>
+          <w:rFonts w:hint="default" w:ascii="Times New Roman" w:hAnsi="Times New Roman" w:eastAsia="宋体" w:cs="Times New Roman"/>
+          <w:color w:val="auto"/>
+          <w:sz w:val="24"/>
+          <w:szCs w:val="24"/>
+          <w:lang w:val="en-US" w:eastAsia="zh-CN"/>
+        </w:rPr>
+        <w:t>CRH380BM3B</w:t>
+      </w:r>
+      <w:r>
+        <w:rPr>
+          <w:rFonts w:hint="default" w:ascii="Times New Roman" w:hAnsi="Times New Roman" w:eastAsia="宋体" w:cs="Times New Roman"/>
+          <w:sz w:val="24"/>
+          <w:szCs w:val="24"/>
+          <w:lang w:val="en-US" w:eastAsia="zh-CN"/>
+        </w:rPr>
+        <w:t>-22079109M3B22079-ZQM3B2207901-2-33-ZDZZ-05-01</w:t>
+      </w:r>
+      <w:r>
+        <w:rPr>
+          <w:rFonts w:hint="default" w:ascii="Times New Roman" w:hAnsi="Times New Roman" w:eastAsia="宋体" w:cs="Times New Roman"/>
+          <w:sz w:val="24"/>
+          <w:szCs w:val="24"/>
+        </w:rPr>
+        <w:t>.xyz</w:t>
+      </w:r>
+    </w:p>
+    <w:p>
+      <w:pPr>
+        <w:rPr>
+          <w:rFonts w:hint="default" w:ascii="Times New Roman" w:hAnsi="Times New Roman" w:eastAsia="宋体" w:cs="Times New Roman"/>
+          <w:sz w:val="24"/>
+          <w:szCs w:val="24"/>
+        </w:rPr>
+      </w:pPr>
+      <w:r>
+        <w:rPr>
+          <w:rFonts w:hint="default" w:ascii="Times New Roman" w:hAnsi="Times New Roman" w:eastAsia="宋体" w:cs="Times New Roman"/>
+          <w:sz w:val="24"/>
+          <w:szCs w:val="24"/>
+          <w:lang w:val="en-US" w:eastAsia="zh-CN"/>
+        </w:rPr>
+        <w:t>N-T1-</w:t>
+      </w:r>
+      <w:r>
+        <w:rPr>
+          <w:rFonts w:hint="default" w:ascii="Times New Roman" w:hAnsi="Times New Roman" w:eastAsia="宋体" w:cs="Times New Roman"/>
+          <w:sz w:val="24"/>
+          <w:szCs w:val="24"/>
+        </w:rPr>
+        <w:t>20261024</w:t>
+      </w:r>
+      <w:r>
+        <w:rPr>
+          <w:rFonts w:hint="default" w:ascii="Times New Roman" w:hAnsi="Times New Roman" w:eastAsia="宋体" w:cs="Times New Roman"/>
+          <w:sz w:val="24"/>
+          <w:szCs w:val="24"/>
+          <w:lang w:val="en-US" w:eastAsia="zh-CN"/>
+        </w:rPr>
+        <w:t>-</w:t>
+      </w:r>
+      <w:r>
+        <w:rPr>
+          <w:rFonts w:hint="default" w:ascii="Times New Roman" w:hAnsi="Times New Roman" w:eastAsia="宋体" w:cs="Times New Roman"/>
+          <w:color w:val="auto"/>
+          <w:sz w:val="24"/>
+          <w:szCs w:val="24"/>
+          <w:lang w:val="en-US" w:eastAsia="zh-CN"/>
+        </w:rPr>
+        <w:t>CRH380BM3B</w:t>
+      </w:r>
+      <w:r>
+        <w:rPr>
+          <w:rFonts w:hint="default" w:ascii="Times New Roman" w:hAnsi="Times New Roman" w:eastAsia="宋体" w:cs="Times New Roman"/>
+          <w:sz w:val="24"/>
+          <w:szCs w:val="24"/>
+          <w:lang w:val="en-US" w:eastAsia="zh-CN"/>
+        </w:rPr>
+        <w:t>-22079109M3B22079-ZQM3B2207901-2-33-ZDZZ-05-01</w:t>
+      </w:r>
+      <w:r>
+        <w:rPr>
+          <w:rFonts w:hint="default" w:ascii="Times New Roman" w:hAnsi="Times New Roman" w:eastAsia="宋体" w:cs="Times New Roman"/>
+          <w:sz w:val="24"/>
+          <w:szCs w:val="24"/>
+        </w:rPr>
+        <w:t>.png</w:t>
+      </w:r>
+    </w:p>
+    <w:p>
+      <w:pPr>
+        <w:rPr>
+          <w:rFonts w:hint="default" w:ascii="Times New Roman" w:hAnsi="Times New Roman" w:eastAsia="宋体" w:cs="Times New Roman"/>
+          <w:sz w:val="24"/>
+          <w:szCs w:val="24"/>
+          <w:lang w:val="en-US" w:eastAsia="zh-CN"/>
+        </w:rPr>
+      </w:pPr>
+    </w:p>
+    <w:p>
+      <w:pPr>
+        <w:rPr>
+          <w:rFonts w:hint="default" w:ascii="Times New Roman" w:hAnsi="Times New Roman" w:eastAsia="宋体" w:cs="Times New Roman"/>
+          <w:sz w:val="24"/>
+          <w:szCs w:val="24"/>
+        </w:rPr>
+      </w:pPr>
+      <w:r>
+        <w:rPr>
+          <w:rFonts w:hint="default" w:ascii="Times New Roman" w:hAnsi="Times New Roman" w:eastAsia="宋体" w:cs="Times New Roman"/>
+          <w:color w:val="auto"/>
+          <w:sz w:val="24"/>
+          <w:szCs w:val="24"/>
+          <w:lang w:val="en-US" w:eastAsia="zh-CN"/>
+        </w:rPr>
+        <w:t>图像采集软件反馈给上位机软件</w:t>
+      </w:r>
+      <w:r>
+        <w:rPr>
+          <w:rFonts w:hint="default" w:ascii="Times New Roman" w:hAnsi="Times New Roman" w:eastAsia="宋体" w:cs="Times New Roman"/>
+          <w:sz w:val="24"/>
+          <w:szCs w:val="24"/>
+        </w:rPr>
+        <w:t>采集完成指令：</w:t>
+      </w:r>
+    </w:p>
+    <w:p>
+      <w:pPr>
+        <w:rPr>
+          <w:rFonts w:hint="default" w:ascii="Times New Roman" w:hAnsi="Times New Roman" w:eastAsia="宋体" w:cs="Times New Roman"/>
+          <w:sz w:val="24"/>
+          <w:szCs w:val="24"/>
+        </w:rPr>
+      </w:pPr>
+      <w:r>
+        <w:rPr>
+          <w:rFonts w:hint="default" w:ascii="Times New Roman" w:hAnsi="Times New Roman" w:eastAsia="宋体" w:cs="Times New Roman"/>
+          <w:sz w:val="24"/>
+          <w:szCs w:val="24"/>
+        </w:rPr>
+        <w:t>PHOTO&amp;COMPLETE</w:t>
+      </w:r>
+    </w:p>
+    <w:p>
+      <w:pPr>
+        <w:rPr>
+          <w:rFonts w:hint="default" w:ascii="Times New Roman" w:hAnsi="Times New Roman" w:eastAsia="宋体" w:cs="Times New Roman"/>
+          <w:color w:val="auto"/>
+          <w:sz w:val="24"/>
+          <w:szCs w:val="24"/>
+          <w:lang w:val="en-US" w:eastAsia="zh-CN"/>
+        </w:rPr>
+      </w:pPr>
+      <w:r>
+        <w:rPr>
+          <w:rFonts w:hint="default" w:ascii="Times New Roman" w:hAnsi="Times New Roman" w:eastAsia="宋体" w:cs="Times New Roman"/>
+          <w:color w:val="auto"/>
+          <w:sz w:val="24"/>
+          <w:szCs w:val="24"/>
+          <w:lang w:val="en-US" w:eastAsia="zh-CN"/>
+        </w:rPr>
+        <w:t>上位机软件反馈给机械臂采集完成指令</w:t>
+      </w:r>
+    </w:p>
+    <w:p>
+      <w:pPr>
+        <w:rPr>
+          <w:rFonts w:hint="default" w:ascii="Times New Roman" w:hAnsi="Times New Roman" w:eastAsia="宋体" w:cs="Times New Roman"/>
+          <w:sz w:val="24"/>
+          <w:szCs w:val="24"/>
+        </w:rPr>
+      </w:pPr>
+      <w:r>
+        <w:rPr>
+          <w:rFonts w:hint="default" w:ascii="Times New Roman" w:hAnsi="Times New Roman" w:eastAsia="宋体" w:cs="Times New Roman"/>
+          <w:sz w:val="24"/>
+          <w:szCs w:val="24"/>
+        </w:rPr>
+        <w:t>&lt;COMPLETE&gt;&lt;T</w:t>
+      </w:r>
+      <w:r>
+        <w:rPr>
+          <w:rFonts w:hint="default" w:ascii="Times New Roman" w:hAnsi="Times New Roman" w:eastAsia="宋体" w:cs="Times New Roman"/>
+          <w:sz w:val="24"/>
+          <w:szCs w:val="24"/>
+          <w:lang w:val="en-US" w:eastAsia="zh-CN"/>
+        </w:rPr>
+        <w:t>1</w:t>
+      </w:r>
+      <w:r>
+        <w:rPr>
+          <w:rFonts w:hint="default" w:ascii="Times New Roman" w:hAnsi="Times New Roman" w:eastAsia="宋体" w:cs="Times New Roman"/>
+          <w:sz w:val="24"/>
+          <w:szCs w:val="24"/>
+        </w:rPr>
+        <w:t>&gt;!</w:t>
+      </w:r>
+    </w:p>
+    <w:p>
+      <w:pPr>
+        <w:rPr>
+          <w:rFonts w:hint="default" w:ascii="Times New Roman" w:hAnsi="Times New Roman" w:eastAsia="宋体" w:cs="Times New Roman"/>
+          <w:sz w:val="24"/>
+          <w:szCs w:val="24"/>
+        </w:rPr>
+      </w:pPr>
+      <w:r>
+        <w:rPr>
+          <w:rFonts w:hint="default" w:ascii="Times New Roman" w:hAnsi="Times New Roman" w:eastAsia="宋体" w:cs="Times New Roman"/>
+          <w:sz w:val="24"/>
+          <w:szCs w:val="24"/>
+        </w:rPr>
+        <w:t>采集结束指令</w:t>
+      </w:r>
+    </w:p>
+    <w:p>
+      <w:pPr>
+        <w:rPr>
+          <w:rFonts w:hint="default" w:ascii="Times New Roman" w:hAnsi="Times New Roman" w:eastAsia="宋体" w:cs="Times New Roman"/>
+          <w:sz w:val="24"/>
+          <w:szCs w:val="24"/>
+        </w:rPr>
+      </w:pPr>
+      <w:r>
+        <w:rPr>
+          <w:rFonts w:hint="default" w:ascii="Times New Roman" w:hAnsi="Times New Roman" w:eastAsia="宋体" w:cs="Times New Roman"/>
+          <w:sz w:val="24"/>
+          <w:szCs w:val="24"/>
+        </w:rPr>
+        <w:t>PHOTO&amp;FINISH</w:t>
+      </w:r>
+    </w:p>
+    <w:p>
+      <w:pPr>
+        <w:rPr>
+          <w:rFonts w:hint="default" w:ascii="Times New Roman" w:hAnsi="Times New Roman" w:eastAsia="宋体" w:cs="Times New Roman"/>
+          <w:color w:val="auto"/>
+          <w:sz w:val="24"/>
+          <w:szCs w:val="24"/>
+          <w:lang w:val="en-US" w:eastAsia="zh-CN"/>
+        </w:rPr>
+      </w:pPr>
+    </w:p>
+    <w:p>
+      <w:pPr>
+        <w:rPr>
+          <w:rFonts w:hint="eastAsia" w:ascii="Times New Roman" w:hAnsi="Times New Roman" w:eastAsia="宋体" w:cs="Times New Roman"/>
+          <w:sz w:val="24"/>
+          <w:szCs w:val="24"/>
+          <w:lang w:eastAsia="zh-CN"/>
+        </w:rPr>
+      </w:pPr>
+      <w:r>
+        <w:rPr>
+          <w:rFonts w:hint="eastAsia" w:ascii="Times New Roman" w:hAnsi="Times New Roman" w:eastAsia="宋体" w:cs="Times New Roman"/>
+          <w:color w:val="auto"/>
+          <w:sz w:val="24"/>
+          <w:szCs w:val="24"/>
+          <w:lang w:val="en-US" w:eastAsia="zh-CN"/>
+        </w:rPr>
+        <w:t>机械臂向上位机软件发送"PHOTO&amp;FINISH!"，上位机软件向图像采集软件发送</w:t>
+      </w:r>
+      <w:r>
+        <w:rPr>
+          <w:rFonts w:hint="default" w:ascii="Times New Roman" w:hAnsi="Times New Roman" w:eastAsia="宋体" w:cs="Times New Roman"/>
+          <w:sz w:val="24"/>
+          <w:szCs w:val="24"/>
+        </w:rPr>
+        <w:t>采集结束指令</w:t>
+      </w:r>
+      <w:r>
+        <w:rPr>
+          <w:rFonts w:hint="eastAsia" w:ascii="Times New Roman" w:hAnsi="Times New Roman" w:eastAsia="宋体" w:cs="Times New Roman"/>
+          <w:sz w:val="24"/>
+          <w:szCs w:val="24"/>
+          <w:lang w:eastAsia="zh-CN"/>
+        </w:rPr>
+        <w:t>。</w:t>
+      </w:r>
+    </w:p>
+    <w:p>
+      <w:pPr>
+        <w:rPr>
+          <w:rFonts w:hint="default" w:ascii="Times New Roman" w:hAnsi="Times New Roman" w:eastAsia="宋体" w:cs="Times New Roman"/>
+          <w:sz w:val="24"/>
+          <w:szCs w:val="24"/>
+          <w:lang w:val="en-US" w:eastAsia="zh-CN"/>
+        </w:rPr>
+      </w:pPr>
+    </w:p>
+    <w:p>
+      <w:pPr>
+        <w:rPr>
+          <w:rFonts w:hint="eastAsia" w:ascii="Times New Roman" w:hAnsi="Times New Roman" w:eastAsia="宋体" w:cs="Times New Roman"/>
+          <w:sz w:val="24"/>
+          <w:szCs w:val="24"/>
+          <w:lang w:eastAsia="zh-CN"/>
+        </w:rPr>
+      </w:pPr>
+      <w:r>
+        <w:rPr>
+          <w:rFonts w:hint="eastAsia" w:ascii="Times New Roman" w:hAnsi="Times New Roman" w:eastAsia="宋体" w:cs="Times New Roman"/>
+          <w:color w:val="auto"/>
+          <w:sz w:val="24"/>
+          <w:szCs w:val="24"/>
+          <w:lang w:val="en-US" w:eastAsia="zh-CN"/>
+        </w:rPr>
+        <w:t>上位机软件和图像采集软件、图像上传软件（客户端）都运行在上位机中，上位机与图像采集软件间通过UDP通讯，上位机软件绑定UDP 192.168.6.35：8000，向图像采集软件绑定的UDP 192.168.6.34：8000发送图像采集指令。图像采集软件绑定的UDP 192.168.6.34：8001向上位机软件绑定的UDP 192.168.6.35：8001发送反馈</w:t>
+      </w:r>
+      <w:r>
+        <w:rPr>
+          <w:rFonts w:hint="default" w:ascii="Times New Roman" w:hAnsi="Times New Roman" w:eastAsia="宋体" w:cs="Times New Roman"/>
+          <w:sz w:val="24"/>
+          <w:szCs w:val="24"/>
+        </w:rPr>
+        <w:t>采集完成指令</w:t>
+      </w:r>
+      <w:r>
+        <w:rPr>
+          <w:rFonts w:hint="eastAsia" w:ascii="Times New Roman" w:hAnsi="Times New Roman" w:eastAsia="宋体" w:cs="Times New Roman"/>
+          <w:sz w:val="24"/>
+          <w:szCs w:val="24"/>
+          <w:lang w:eastAsia="zh-CN"/>
+        </w:rPr>
+        <w:t>。</w:t>
+      </w:r>
+    </w:p>
+    <w:p>
+      <w:pPr>
+        <w:rPr>
+          <w:rFonts w:hint="eastAsia" w:ascii="Times New Roman" w:hAnsi="Times New Roman" w:eastAsia="宋体" w:cs="Times New Roman"/>
+          <w:sz w:val="24"/>
+          <w:szCs w:val="24"/>
+          <w:lang w:val="en-US" w:eastAsia="zh-CN"/>
+        </w:rPr>
+      </w:pPr>
+      <w:r>
+        <w:rPr>
+          <w:rFonts w:hint="eastAsia" w:ascii="Times New Roman" w:hAnsi="Times New Roman" w:eastAsia="宋体" w:cs="Times New Roman"/>
+          <w:sz w:val="24"/>
+          <w:szCs w:val="24"/>
+          <w:lang w:val="en-US" w:eastAsia="zh-CN"/>
+        </w:rPr>
+        <w:t>上位机软件创建TCP服务端192.168.6.35：9000，机械臂运行的轨迹中使用START/PHOTO/FINISH三种脚本，通过上位机软件创建TCP服务端触发图像采集。</w:t>
+      </w:r>
+    </w:p>
+    <w:p>
+      <w:pPr>
+        <w:rPr>
+          <w:rFonts w:hint="eastAsia" w:ascii="Times New Roman" w:hAnsi="Times New Roman" w:eastAsia="宋体" w:cs="Times New Roman"/>
+          <w:sz w:val="24"/>
+          <w:szCs w:val="24"/>
+          <w:lang w:val="en-US" w:eastAsia="zh-CN"/>
+        </w:rPr>
+      </w:pPr>
+    </w:p>
+    <w:p>
+      <w:pPr>
+        <w:rPr>
+          <w:rFonts w:hint="eastAsia" w:ascii="新宋体" w:hAnsi="新宋体" w:eastAsia="新宋体"/>
+          <w:color w:val="000000"/>
+          <w:sz w:val="19"/>
+          <w:szCs w:val="24"/>
+        </w:rPr>
+      </w:pPr>
+      <w:r>
+        <w:rPr>
+          <w:rFonts w:hint="eastAsia" w:ascii="Times New Roman" w:hAnsi="Times New Roman" w:eastAsia="宋体" w:cs="Times New Roman"/>
+          <w:sz w:val="24"/>
+          <w:szCs w:val="24"/>
+          <w:lang w:val="en-US" w:eastAsia="zh-CN"/>
+        </w:rPr>
+        <w:t>所有的指令均无空格，</w:t>
+      </w:r>
+      <w:r>
+        <w:rPr>
+          <w:rFonts w:hint="eastAsia" w:ascii="新宋体" w:hAnsi="新宋体" w:eastAsia="新宋体"/>
+          <w:color w:val="000000"/>
+          <w:sz w:val="19"/>
+          <w:szCs w:val="24"/>
+        </w:rPr>
+        <w:t>cmd.remove(</w:t>
+      </w:r>
+      <w:r>
+        <w:rPr>
+          <w:rFonts w:hint="eastAsia" w:ascii="新宋体" w:hAnsi="新宋体" w:eastAsia="新宋体"/>
+          <w:color w:val="2B91AF"/>
+          <w:sz w:val="19"/>
+          <w:szCs w:val="24"/>
+        </w:rPr>
+        <w:t>QRegExp</w:t>
+      </w:r>
+      <w:r>
+        <w:rPr>
+          <w:rFonts w:hint="eastAsia" w:ascii="新宋体" w:hAnsi="新宋体" w:eastAsia="新宋体"/>
+          <w:color w:val="000000"/>
+          <w:sz w:val="19"/>
+          <w:szCs w:val="24"/>
+        </w:rPr>
+        <w:t>(</w:t>
+      </w:r>
+      <w:r>
+        <w:rPr>
+          <w:rFonts w:hint="eastAsia" w:ascii="新宋体" w:hAnsi="新宋体" w:eastAsia="新宋体"/>
+          <w:color w:val="A31515"/>
+          <w:sz w:val="19"/>
+          <w:szCs w:val="24"/>
+        </w:rPr>
+        <w:t>"\\s"</w:t>
+      </w:r>
+      <w:r>
+        <w:rPr>
+          <w:rFonts w:hint="eastAsia" w:ascii="新宋体" w:hAnsi="新宋体" w:eastAsia="新宋体"/>
+          <w:color w:val="000000"/>
+          <w:sz w:val="19"/>
+          <w:szCs w:val="24"/>
+        </w:rPr>
+        <w:t>)</w:t>
+      </w:r>
+    </w:p>
+    <w:p>
+      <w:pPr>
+        <w:rPr>
+          <w:rFonts w:hint="eastAsia" w:ascii="新宋体" w:hAnsi="新宋体" w:eastAsia="新宋体"/>
+          <w:color w:val="000000"/>
+          <w:sz w:val="19"/>
+          <w:szCs w:val="24"/>
+        </w:rPr>
+      </w:pPr>
+    </w:p>
+    <w:p>
+      <w:pPr>
+        <w:rPr>
+          <w:rFonts w:hint="default" w:ascii="Times New Roman" w:hAnsi="Times New Roman" w:eastAsia="宋体" w:cs="Times New Roman"/>
+          <w:color w:val="auto"/>
+          <w:sz w:val="24"/>
+          <w:szCs w:val="24"/>
+          <w:lang w:val="en-US" w:eastAsia="zh-CN"/>
+        </w:rPr>
+      </w:pPr>
+      <w:r>
+        <w:rPr>
+          <w:rFonts w:hint="default" w:ascii="Times New Roman" w:hAnsi="Times New Roman" w:eastAsia="宋体" w:cs="Times New Roman"/>
+          <w:color w:val="auto"/>
+          <w:sz w:val="24"/>
+          <w:szCs w:val="24"/>
+        </w:rPr>
+        <w:t>START&amp;</w:t>
+      </w:r>
+      <w:r>
+        <w:rPr>
+          <w:rFonts w:hint="default" w:ascii="Times New Roman" w:hAnsi="Times New Roman" w:eastAsia="宋体" w:cs="Times New Roman"/>
+          <w:color w:val="auto"/>
+          <w:sz w:val="24"/>
+          <w:szCs w:val="24"/>
+          <w:lang w:val="en-US" w:eastAsia="zh-CN"/>
+        </w:rPr>
+        <w:t>{sendUnit}</w:t>
+      </w:r>
+      <w:r>
+        <w:rPr>
+          <w:rFonts w:hint="default" w:ascii="Times New Roman" w:hAnsi="Times New Roman" w:eastAsia="宋体" w:cs="Times New Roman"/>
+          <w:color w:val="auto"/>
+          <w:sz w:val="24"/>
+          <w:szCs w:val="24"/>
+        </w:rPr>
+        <w:t>&amp;{yyyyMMdd}&amp;{HHmm}&amp;</w:t>
+      </w:r>
+      <w:r>
+        <w:rPr>
+          <w:rFonts w:hint="default" w:ascii="Times New Roman" w:hAnsi="Times New Roman" w:eastAsia="宋体" w:cs="Times New Roman"/>
+          <w:color w:val="auto"/>
+          <w:sz w:val="24"/>
+          <w:szCs w:val="24"/>
+          <w:lang w:val="en-US" w:eastAsia="zh-CN"/>
+        </w:rPr>
+        <w:t>{carType}{wheelsetKind}</w:t>
+      </w:r>
+      <w:r>
+        <w:rPr>
+          <w:rFonts w:hint="default" w:ascii="Times New Roman" w:hAnsi="Times New Roman" w:eastAsia="宋体" w:cs="Times New Roman"/>
+          <w:color w:val="auto"/>
+          <w:sz w:val="24"/>
+          <w:szCs w:val="24"/>
+        </w:rPr>
+        <w:t>&amp;</w:t>
+      </w:r>
+      <w:r>
+        <w:rPr>
+          <w:rFonts w:hint="default" w:ascii="Times New Roman" w:hAnsi="Times New Roman" w:eastAsia="宋体" w:cs="Times New Roman"/>
+          <w:color w:val="auto"/>
+          <w:sz w:val="24"/>
+          <w:szCs w:val="24"/>
+          <w:lang w:val="en-US" w:eastAsia="zh-CN"/>
+        </w:rPr>
+        <w:t>{taskId}</w:t>
+      </w:r>
+    </w:p>
+    <w:p>
+      <w:pPr>
+        <w:rPr>
+          <w:rFonts w:hint="default" w:ascii="新宋体" w:hAnsi="新宋体" w:eastAsia="新宋体"/>
+          <w:color w:val="000000"/>
+          <w:sz w:val="19"/>
+          <w:szCs w:val="24"/>
+          <w:lang w:val="en-US" w:eastAsia="zh-CN"/>
+        </w:rPr>
+      </w:pPr>
+    </w:p>
+    <w:p>
+      <w:pPr>
+        <w:rPr>
+          <w:rFonts w:hint="default" w:ascii="Times New Roman" w:hAnsi="Times New Roman" w:eastAsia="宋体" w:cs="Times New Roman"/>
+          <w:sz w:val="24"/>
+          <w:szCs w:val="24"/>
+          <w:lang w:val="en-US" w:eastAsia="zh-CN"/>
+        </w:rPr>
+      </w:pPr>
+      <w:r>
+        <w:rPr>
+          <w:rFonts w:hint="default" w:ascii="Times New Roman" w:hAnsi="Times New Roman" w:eastAsia="宋体" w:cs="Times New Roman"/>
+          <w:color w:val="auto"/>
+          <w:sz w:val="24"/>
+          <w:szCs w:val="24"/>
+          <w:lang w:val="en-US" w:eastAsia="zh-CN"/>
+        </w:rPr>
+        <w:t>PHOTO&amp;{carType}{wheelsetKind}</w:t>
+      </w:r>
+      <w:r>
+        <w:rPr>
+          <w:rFonts w:hint="default" w:ascii="Times New Roman" w:hAnsi="Times New Roman" w:eastAsia="宋体" w:cs="Times New Roman"/>
+          <w:color w:val="auto"/>
+          <w:sz w:val="24"/>
+          <w:szCs w:val="24"/>
+        </w:rPr>
+        <w:t>&amp;</w:t>
+      </w:r>
+      <w:r>
+        <w:rPr>
+          <w:rFonts w:hint="default" w:ascii="Times New Roman" w:hAnsi="Times New Roman" w:eastAsia="宋体" w:cs="Times New Roman"/>
+          <w:sz w:val="24"/>
+          <w:szCs w:val="24"/>
+          <w:lang w:val="en-US" w:eastAsia="zh-CN"/>
+        </w:rPr>
+        <w:t>T1-</w:t>
+      </w:r>
+      <w:r>
+        <w:rPr>
+          <w:rFonts w:hint="default" w:ascii="Times New Roman" w:hAnsi="Times New Roman" w:eastAsia="宋体" w:cs="Times New Roman"/>
+          <w:color w:val="auto"/>
+          <w:sz w:val="24"/>
+          <w:szCs w:val="24"/>
+        </w:rPr>
+        <w:t>{yyyyMMdd}</w:t>
+      </w:r>
+      <w:r>
+        <w:rPr>
+          <w:rFonts w:hint="default" w:ascii="Times New Roman" w:hAnsi="Times New Roman" w:eastAsia="宋体" w:cs="Times New Roman"/>
+          <w:sz w:val="24"/>
+          <w:szCs w:val="24"/>
+          <w:lang w:val="en-US" w:eastAsia="zh-CN"/>
+        </w:rPr>
+        <w:t>-{</w:t>
+      </w:r>
+      <w:r>
+        <w:rPr>
+          <w:rFonts w:hint="default" w:ascii="Times New Roman" w:hAnsi="Times New Roman" w:eastAsia="宋体" w:cs="Times New Roman"/>
+          <w:sz w:val="24"/>
+          <w:szCs w:val="24"/>
+        </w:rPr>
+        <w:t>carType</w:t>
+      </w:r>
+      <w:r>
+        <w:rPr>
+          <w:rFonts w:hint="default" w:ascii="Times New Roman" w:hAnsi="Times New Roman" w:eastAsia="宋体" w:cs="Times New Roman"/>
+          <w:sz w:val="24"/>
+          <w:szCs w:val="24"/>
+          <w:lang w:val="en-US" w:eastAsia="zh-CN"/>
+        </w:rPr>
+        <w:t>}{</w:t>
+      </w:r>
+      <w:r>
+        <w:rPr>
+          <w:rFonts w:hint="default" w:ascii="Times New Roman" w:hAnsi="Times New Roman" w:eastAsia="宋体" w:cs="Times New Roman"/>
+          <w:sz w:val="24"/>
+          <w:szCs w:val="24"/>
+        </w:rPr>
+        <w:t>wheelsetKind</w:t>
+      </w:r>
+      <w:r>
+        <w:rPr>
+          <w:rFonts w:hint="default" w:ascii="Times New Roman" w:hAnsi="Times New Roman" w:eastAsia="宋体" w:cs="Times New Roman"/>
+          <w:sz w:val="24"/>
+          <w:szCs w:val="24"/>
+          <w:lang w:val="en-US" w:eastAsia="zh-CN"/>
+        </w:rPr>
+        <w:t>}-{</w:t>
+      </w:r>
+      <w:r>
+        <w:rPr>
+          <w:rFonts w:hint="default" w:ascii="Times New Roman" w:hAnsi="Times New Roman" w:eastAsia="宋体" w:cs="Times New Roman"/>
+          <w:sz w:val="24"/>
+          <w:szCs w:val="24"/>
+        </w:rPr>
+        <w:t>axleType</w:t>
+      </w:r>
+      <w:r>
+        <w:rPr>
+          <w:rFonts w:hint="default" w:ascii="Times New Roman" w:hAnsi="Times New Roman" w:eastAsia="宋体" w:cs="Times New Roman"/>
+          <w:sz w:val="24"/>
+          <w:szCs w:val="24"/>
+          <w:lang w:val="en-US" w:eastAsia="zh-CN"/>
+        </w:rPr>
+        <w:t>}{</w:t>
+      </w:r>
+      <w:r>
+        <w:rPr>
+          <w:rFonts w:hint="default" w:ascii="Times New Roman" w:hAnsi="Times New Roman" w:eastAsia="宋体" w:cs="Times New Roman"/>
+          <w:sz w:val="24"/>
+          <w:szCs w:val="24"/>
+        </w:rPr>
+        <w:t>wheelsetNo</w:t>
+      </w:r>
+      <w:r>
+        <w:rPr>
+          <w:rFonts w:hint="default" w:ascii="Times New Roman" w:hAnsi="Times New Roman" w:eastAsia="宋体" w:cs="Times New Roman"/>
+          <w:sz w:val="24"/>
+          <w:szCs w:val="24"/>
+          <w:lang w:val="en-US" w:eastAsia="zh-CN"/>
+        </w:rPr>
+        <w:t>}-{</w:t>
+      </w:r>
+      <w:r>
+        <w:rPr>
+          <w:rFonts w:hint="default" w:ascii="Times New Roman" w:hAnsi="Times New Roman" w:eastAsia="宋体" w:cs="Times New Roman"/>
+          <w:sz w:val="24"/>
+          <w:szCs w:val="24"/>
+        </w:rPr>
+        <w:t>axleNo</w:t>
+      </w:r>
+      <w:r>
+        <w:rPr>
+          <w:rFonts w:hint="default" w:ascii="Times New Roman" w:hAnsi="Times New Roman" w:eastAsia="宋体" w:cs="Times New Roman"/>
+          <w:sz w:val="24"/>
+          <w:szCs w:val="24"/>
+          <w:lang w:val="en-US" w:eastAsia="zh-CN"/>
+        </w:rPr>
+        <w:t>}-{</w:t>
+      </w:r>
+      <w:r>
+        <w:rPr>
+          <w:rFonts w:hint="default" w:ascii="Times New Roman" w:hAnsi="Times New Roman" w:eastAsia="宋体" w:cs="Times New Roman"/>
+          <w:sz w:val="24"/>
+          <w:szCs w:val="24"/>
+        </w:rPr>
+        <w:t>posId</w:t>
+      </w:r>
+      <w:r>
+        <w:rPr>
+          <w:rFonts w:hint="default" w:ascii="Times New Roman" w:hAnsi="Times New Roman" w:eastAsia="宋体" w:cs="Times New Roman"/>
+          <w:sz w:val="24"/>
+          <w:szCs w:val="24"/>
+          <w:lang w:val="en-US" w:eastAsia="zh-CN"/>
+        </w:rPr>
+        <w:t>}-{currentProg}-{currentPart1}-{currentPart2}-{currentPointStr}</w:t>
+      </w:r>
+    </w:p>
+    <w:p>
+      <w:pPr>
+        <w:rPr>
+          <w:rFonts w:hint="default" w:ascii="新宋体" w:hAnsi="新宋体" w:eastAsia="新宋体"/>
+          <w:color w:val="000000"/>
+          <w:sz w:val="19"/>
+          <w:szCs w:val="24"/>
+          <w:lang w:val="en-US" w:eastAsia="zh-CN"/>
+        </w:rPr>
+      </w:pPr>
+    </w:p>
+    <w:p>
+      <w:pPr>
+        <w:rPr>
+          <w:rFonts w:hint="default" w:ascii="Times New Roman" w:hAnsi="Times New Roman" w:eastAsia="宋体" w:cs="Times New Roman"/>
+          <w:sz w:val="24"/>
+          <w:szCs w:val="24"/>
+        </w:rPr>
+      </w:pPr>
+      <w:r>
+        <w:rPr>
+          <w:rFonts w:hint="default" w:ascii="Times New Roman" w:hAnsi="Times New Roman" w:eastAsia="宋体" w:cs="Times New Roman"/>
+          <w:sz w:val="24"/>
+          <w:szCs w:val="24"/>
+        </w:rPr>
+        <w:t>PHOTO&amp;FINISH</w:t>
+      </w:r>
+    </w:p>
+    <w:p>
+      <w:pPr>
+        <w:rPr>
+          <w:rFonts w:hint="default" w:ascii="新宋体" w:hAnsi="新宋体" w:eastAsia="新宋体"/>
+          <w:color w:val="000000"/>
+          <w:sz w:val="19"/>
+          <w:szCs w:val="24"/>
+          <w:lang w:val="en-US" w:eastAsia="zh-CN"/>
+        </w:rPr>
+      </w:pPr>
       <w:bookmarkStart w:id="0" w:name="_GoBack"/>
       <w:bookmarkEnd w:id="0"/>
-    </w:p>
-    <w:p>
-      <w:pPr>
-        <w:rPr>
-          <w:rFonts w:hint="default" w:ascii="Times New Roman" w:hAnsi="Times New Roman" w:eastAsia="宋体" w:cs="Times New Roman"/>
-          <w:color w:val="auto"/>
-          <w:sz w:val="24"/>
-          <w:szCs w:val="24"/>
-          <w:lang w:val="en-US" w:eastAsia="zh-CN"/>
-        </w:rPr>
-      </w:pPr>
-      <w:r>
-        <w:rPr>
-          <w:rFonts w:hint="default" w:ascii="Times New Roman" w:hAnsi="Times New Roman" w:eastAsia="宋体" w:cs="Times New Roman"/>
-          <w:color w:val="auto"/>
-          <w:sz w:val="24"/>
-          <w:szCs w:val="24"/>
-          <w:lang w:val="en-US" w:eastAsia="zh-CN"/>
-        </w:rPr>
-        <w:t>工控机生成目录（采集软件自动生成）：</w:t>
-      </w:r>
-    </w:p>
-    <w:p>
-      <w:pPr>
-        <w:rPr>
-          <w:rFonts w:hint="default" w:ascii="Times New Roman" w:hAnsi="Times New Roman" w:eastAsia="宋体" w:cs="Times New Roman"/>
-          <w:sz w:val="24"/>
-          <w:szCs w:val="24"/>
-        </w:rPr>
-      </w:pPr>
-      <w:r>
-        <w:rPr>
-          <w:rFonts w:hint="default" w:ascii="Times New Roman" w:hAnsi="Times New Roman" w:eastAsia="宋体" w:cs="Times New Roman"/>
-          <w:sz w:val="24"/>
-          <w:szCs w:val="24"/>
-          <w:lang w:val="en-US" w:eastAsia="zh-CN"/>
-        </w:rPr>
-        <w:t>E</w:t>
-      </w:r>
-      <w:r>
-        <w:rPr>
-          <w:rFonts w:hint="default" w:ascii="Times New Roman" w:hAnsi="Times New Roman" w:eastAsia="宋体" w:cs="Times New Roman"/>
-          <w:sz w:val="24"/>
-          <w:szCs w:val="24"/>
-        </w:rPr>
-        <w:t>:\RawImageDisk\PreScan_raw\</w:t>
-      </w:r>
-      <w:r>
-        <w:rPr>
-          <w:rFonts w:hint="default" w:ascii="Times New Roman" w:hAnsi="Times New Roman" w:eastAsia="宋体" w:cs="Times New Roman"/>
-          <w:color w:val="auto"/>
-          <w:sz w:val="24"/>
-          <w:szCs w:val="24"/>
-          <w:lang w:val="en-US" w:eastAsia="zh-CN"/>
-        </w:rPr>
-        <w:t>SHDCD</w:t>
-      </w:r>
-      <w:r>
-        <w:rPr>
-          <w:rFonts w:hint="default" w:ascii="Times New Roman" w:hAnsi="Times New Roman" w:eastAsia="宋体" w:cs="Times New Roman"/>
-          <w:sz w:val="24"/>
-          <w:szCs w:val="24"/>
-        </w:rPr>
-        <w:t>\</w:t>
-      </w:r>
-      <w:r>
-        <w:rPr>
-          <w:rFonts w:hint="default" w:ascii="Times New Roman" w:hAnsi="Times New Roman" w:eastAsia="宋体" w:cs="Times New Roman"/>
-          <w:color w:val="auto"/>
-          <w:sz w:val="24"/>
-          <w:szCs w:val="24"/>
-        </w:rPr>
-        <w:t>20261024</w:t>
-      </w:r>
-      <w:r>
-        <w:rPr>
-          <w:rFonts w:hint="default" w:ascii="Times New Roman" w:hAnsi="Times New Roman" w:eastAsia="宋体" w:cs="Times New Roman"/>
-          <w:sz w:val="24"/>
-          <w:szCs w:val="24"/>
-        </w:rPr>
-        <w:t>\</w:t>
-      </w:r>
-      <w:r>
-        <w:rPr>
-          <w:rFonts w:hint="default" w:ascii="Times New Roman" w:hAnsi="Times New Roman" w:eastAsia="宋体" w:cs="Times New Roman"/>
-          <w:color w:val="auto"/>
-          <w:sz w:val="24"/>
-          <w:szCs w:val="24"/>
-        </w:rPr>
-        <w:t>2000</w:t>
-      </w:r>
-      <w:r>
-        <w:rPr>
-          <w:rFonts w:hint="default" w:ascii="Times New Roman" w:hAnsi="Times New Roman" w:eastAsia="宋体" w:cs="Times New Roman"/>
-          <w:sz w:val="24"/>
-          <w:szCs w:val="24"/>
-        </w:rPr>
-        <w:t>\</w:t>
-      </w:r>
-      <w:r>
-        <w:rPr>
-          <w:rFonts w:hint="default" w:ascii="Times New Roman" w:hAnsi="Times New Roman" w:eastAsia="宋体" w:cs="Times New Roman"/>
-          <w:color w:val="auto"/>
-          <w:sz w:val="24"/>
-          <w:szCs w:val="24"/>
-          <w:lang w:val="en-US" w:eastAsia="zh-CN"/>
-        </w:rPr>
-        <w:t>CRH380BM3B</w:t>
-      </w:r>
-      <w:r>
-        <w:rPr>
-          <w:rFonts w:hint="default" w:ascii="Times New Roman" w:hAnsi="Times New Roman" w:eastAsia="宋体" w:cs="Times New Roman"/>
-          <w:sz w:val="24"/>
-          <w:szCs w:val="24"/>
-        </w:rPr>
-        <w:t>\</w:t>
-      </w:r>
-      <w:r>
-        <w:rPr>
-          <w:rFonts w:hint="default" w:ascii="Times New Roman" w:hAnsi="Times New Roman" w:eastAsia="宋体" w:cs="Times New Roman"/>
-          <w:color w:val="auto"/>
-          <w:sz w:val="24"/>
-          <w:szCs w:val="24"/>
-          <w:lang w:val="en-US" w:eastAsia="zh-CN"/>
-        </w:rPr>
-        <w:t>202610261352ZQM3B22328109M3B22328CRH380B</w:t>
-      </w:r>
-      <w:r>
-        <w:rPr>
-          <w:rFonts w:hint="default" w:ascii="Times New Roman" w:hAnsi="Times New Roman" w:eastAsia="宋体" w:cs="Times New Roman"/>
-          <w:sz w:val="24"/>
-          <w:szCs w:val="24"/>
-        </w:rPr>
-        <w:t>\</w:t>
-      </w:r>
-    </w:p>
-    <w:p>
-      <w:pPr>
-        <w:rPr>
-          <w:rFonts w:hint="default" w:ascii="Times New Roman" w:hAnsi="Times New Roman" w:eastAsia="宋体" w:cs="Times New Roman"/>
-          <w:sz w:val="24"/>
-          <w:szCs w:val="24"/>
-        </w:rPr>
-      </w:pPr>
-      <w:r>
-        <w:rPr>
-          <w:rFonts w:hint="default" w:ascii="Times New Roman" w:hAnsi="Times New Roman" w:eastAsia="宋体" w:cs="Times New Roman"/>
-          <w:color w:val="auto"/>
-          <w:sz w:val="24"/>
-          <w:szCs w:val="24"/>
-          <w:lang w:val="en-US" w:eastAsia="zh-CN"/>
-        </w:rPr>
-        <w:t>服务器生成目录（图像上传软件自动生成）：</w:t>
-      </w:r>
-    </w:p>
-    <w:p>
-      <w:pPr>
-        <w:rPr>
-          <w:rFonts w:hint="default" w:ascii="Times New Roman" w:hAnsi="Times New Roman" w:eastAsia="宋体" w:cs="Times New Roman"/>
-          <w:sz w:val="24"/>
-          <w:szCs w:val="24"/>
-        </w:rPr>
-      </w:pPr>
-      <w:r>
-        <w:rPr>
-          <w:rFonts w:hint="default" w:ascii="Times New Roman" w:hAnsi="Times New Roman" w:eastAsia="宋体" w:cs="Times New Roman"/>
-          <w:sz w:val="24"/>
-          <w:szCs w:val="24"/>
-        </w:rPr>
-        <w:t>media\bjtds\RawImageDisk\PreScan_raw\</w:t>
-      </w:r>
-      <w:r>
-        <w:rPr>
-          <w:rFonts w:hint="default" w:ascii="Times New Roman" w:hAnsi="Times New Roman" w:eastAsia="宋体" w:cs="Times New Roman"/>
-          <w:color w:val="auto"/>
-          <w:sz w:val="24"/>
-          <w:szCs w:val="24"/>
-          <w:lang w:val="en-US" w:eastAsia="zh-CN"/>
-        </w:rPr>
-        <w:t>SHDCD</w:t>
-      </w:r>
-      <w:r>
-        <w:rPr>
-          <w:rFonts w:hint="default" w:ascii="Times New Roman" w:hAnsi="Times New Roman" w:eastAsia="宋体" w:cs="Times New Roman"/>
-          <w:sz w:val="24"/>
-          <w:szCs w:val="24"/>
-        </w:rPr>
-        <w:t>\</w:t>
-      </w:r>
-      <w:r>
-        <w:rPr>
-          <w:rFonts w:hint="default" w:ascii="Times New Roman" w:hAnsi="Times New Roman" w:eastAsia="宋体" w:cs="Times New Roman"/>
-          <w:color w:val="auto"/>
-          <w:sz w:val="24"/>
-          <w:szCs w:val="24"/>
-        </w:rPr>
-        <w:t>20261024</w:t>
-      </w:r>
-      <w:r>
-        <w:rPr>
-          <w:rFonts w:hint="default" w:ascii="Times New Roman" w:hAnsi="Times New Roman" w:eastAsia="宋体" w:cs="Times New Roman"/>
-          <w:sz w:val="24"/>
-          <w:szCs w:val="24"/>
-        </w:rPr>
-        <w:t>\</w:t>
-      </w:r>
-      <w:r>
-        <w:rPr>
-          <w:rFonts w:hint="default" w:ascii="Times New Roman" w:hAnsi="Times New Roman" w:eastAsia="宋体" w:cs="Times New Roman"/>
-          <w:color w:val="auto"/>
-          <w:sz w:val="24"/>
-          <w:szCs w:val="24"/>
-        </w:rPr>
-        <w:t>2000</w:t>
-      </w:r>
-      <w:r>
-        <w:rPr>
-          <w:rFonts w:hint="default" w:ascii="Times New Roman" w:hAnsi="Times New Roman" w:eastAsia="宋体" w:cs="Times New Roman"/>
-          <w:sz w:val="24"/>
-          <w:szCs w:val="24"/>
-        </w:rPr>
-        <w:t>\</w:t>
-      </w:r>
-      <w:r>
-        <w:rPr>
-          <w:rFonts w:hint="default" w:ascii="Times New Roman" w:hAnsi="Times New Roman" w:eastAsia="宋体" w:cs="Times New Roman"/>
-          <w:color w:val="auto"/>
-          <w:sz w:val="24"/>
-          <w:szCs w:val="24"/>
-          <w:lang w:val="en-US" w:eastAsia="zh-CN"/>
-        </w:rPr>
-        <w:t>CRH380BM3B</w:t>
-      </w:r>
-      <w:r>
-        <w:rPr>
-          <w:rFonts w:hint="default" w:ascii="Times New Roman" w:hAnsi="Times New Roman" w:eastAsia="宋体" w:cs="Times New Roman"/>
-          <w:sz w:val="24"/>
-          <w:szCs w:val="24"/>
-        </w:rPr>
-        <w:t>\</w:t>
-      </w:r>
-      <w:r>
-        <w:rPr>
-          <w:rFonts w:hint="default" w:ascii="Times New Roman" w:hAnsi="Times New Roman" w:eastAsia="宋体" w:cs="Times New Roman"/>
-          <w:color w:val="auto"/>
-          <w:sz w:val="24"/>
-          <w:szCs w:val="24"/>
-          <w:lang w:val="en-US" w:eastAsia="zh-CN"/>
-        </w:rPr>
-        <w:t>202610261352ZQM3B22328109M3B22328CRH380B</w:t>
-      </w:r>
-      <w:r>
-        <w:rPr>
-          <w:rFonts w:hint="default" w:ascii="Times New Roman" w:hAnsi="Times New Roman" w:eastAsia="宋体" w:cs="Times New Roman"/>
-          <w:sz w:val="24"/>
-          <w:szCs w:val="24"/>
-        </w:rPr>
-        <w:t>\</w:t>
-      </w:r>
-    </w:p>
-    <w:p>
-      <w:pPr>
-        <w:rPr>
-          <w:rFonts w:hint="default" w:ascii="Times New Roman" w:hAnsi="Times New Roman" w:eastAsia="宋体" w:cs="Times New Roman"/>
-          <w:sz w:val="24"/>
-          <w:szCs w:val="24"/>
-        </w:rPr>
-      </w:pPr>
-    </w:p>
-    <w:p>
-      <w:pPr>
-        <w:rPr>
-          <w:rFonts w:hint="default" w:ascii="Times New Roman" w:hAnsi="Times New Roman" w:eastAsia="宋体" w:cs="Times New Roman"/>
-          <w:sz w:val="24"/>
-          <w:szCs w:val="24"/>
-          <w:lang w:val="en-US" w:eastAsia="zh-CN"/>
-        </w:rPr>
-      </w:pPr>
-      <w:r>
-        <w:rPr>
-          <w:rFonts w:hint="eastAsia" w:ascii="Times New Roman" w:hAnsi="Times New Roman" w:eastAsia="宋体" w:cs="Times New Roman"/>
-          <w:sz w:val="24"/>
-          <w:szCs w:val="24"/>
-          <w:lang w:val="en-US" w:eastAsia="zh-CN"/>
-        </w:rPr>
-        <w:t>机械臂通过脚本START向上位机软件发送"START&amp;!"，上位机软件处理后，综合巡检指令和巡检过程信息，像图像采集软件发送</w:t>
-      </w:r>
-      <w:r>
-        <w:rPr>
-          <w:rFonts w:hint="default" w:ascii="Times New Roman" w:hAnsi="Times New Roman" w:eastAsia="宋体" w:cs="Times New Roman"/>
-          <w:color w:val="auto"/>
-          <w:sz w:val="24"/>
-          <w:szCs w:val="24"/>
-        </w:rPr>
-        <w:t>准备采集指令</w:t>
-      </w:r>
-    </w:p>
-    <w:p>
-      <w:pPr>
-        <w:rPr>
-          <w:rFonts w:hint="default" w:ascii="Times New Roman" w:hAnsi="Times New Roman" w:eastAsia="宋体" w:cs="Times New Roman"/>
-          <w:color w:val="auto"/>
-          <w:sz w:val="24"/>
-          <w:szCs w:val="24"/>
-          <w:lang w:val="en-US" w:eastAsia="zh-CN"/>
-        </w:rPr>
-      </w:pPr>
-    </w:p>
-    <w:p>
-      <w:pPr>
-        <w:rPr>
-          <w:rFonts w:hint="default" w:ascii="Times New Roman" w:hAnsi="Times New Roman" w:eastAsia="宋体" w:cs="Times New Roman"/>
-          <w:color w:val="auto"/>
-          <w:sz w:val="24"/>
-          <w:szCs w:val="24"/>
-          <w:lang w:val="en-US" w:eastAsia="zh-CN"/>
-        </w:rPr>
-      </w:pPr>
-      <w:r>
-        <w:rPr>
-          <w:rFonts w:hint="default" w:ascii="Times New Roman" w:hAnsi="Times New Roman" w:eastAsia="宋体" w:cs="Times New Roman"/>
-          <w:color w:val="auto"/>
-          <w:sz w:val="24"/>
-          <w:szCs w:val="24"/>
-          <w:lang w:val="en-US" w:eastAsia="zh-CN"/>
-        </w:rPr>
-        <w:t>增益调整指令：</w:t>
-      </w:r>
-    </w:p>
-    <w:p>
-      <w:pPr>
-        <w:rPr>
-          <w:rFonts w:hint="default" w:ascii="Times New Roman" w:hAnsi="Times New Roman" w:eastAsia="宋体" w:cs="Times New Roman"/>
-          <w:color w:val="auto"/>
-          <w:sz w:val="24"/>
-          <w:szCs w:val="24"/>
-          <w:lang w:val="en-US" w:eastAsia="zh-CN"/>
-        </w:rPr>
-      </w:pPr>
-      <w:r>
-        <w:rPr>
-          <w:rFonts w:hint="default" w:ascii="Times New Roman" w:hAnsi="Times New Roman" w:eastAsia="宋体" w:cs="Times New Roman"/>
-          <w:color w:val="auto"/>
-          <w:sz w:val="24"/>
-          <w:szCs w:val="24"/>
-          <w:lang w:val="en-US" w:eastAsia="zh-CN"/>
-        </w:rPr>
-        <w:t>CHANGE&amp;GAIN&amp;增益值</w:t>
-      </w:r>
-    </w:p>
-    <w:p>
-      <w:pPr>
-        <w:rPr>
-          <w:rFonts w:hint="default" w:ascii="Times New Roman" w:hAnsi="Times New Roman" w:eastAsia="宋体" w:cs="Times New Roman"/>
-          <w:color w:val="auto"/>
-          <w:sz w:val="24"/>
-          <w:szCs w:val="24"/>
-          <w:lang w:val="en-US" w:eastAsia="zh-CN"/>
-        </w:rPr>
-      </w:pPr>
-      <w:r>
-        <w:rPr>
-          <w:rFonts w:hint="default" w:ascii="Times New Roman" w:hAnsi="Times New Roman" w:eastAsia="宋体" w:cs="Times New Roman"/>
-          <w:color w:val="auto"/>
-          <w:sz w:val="24"/>
-          <w:szCs w:val="24"/>
-          <w:lang w:val="en-US" w:eastAsia="zh-CN"/>
-        </w:rPr>
-        <w:t>增益调整</w:t>
-      </w:r>
-      <w:r>
-        <w:rPr>
-          <w:rFonts w:hint="eastAsia" w:ascii="Times New Roman" w:hAnsi="Times New Roman" w:eastAsia="宋体" w:cs="Times New Roman"/>
-          <w:color w:val="auto"/>
-          <w:sz w:val="24"/>
-          <w:szCs w:val="24"/>
-          <w:lang w:val="en-US" w:eastAsia="zh-CN"/>
-        </w:rPr>
-        <w:t>字段</w:t>
-      </w:r>
-      <w:r>
-        <w:rPr>
-          <w:rFonts w:hint="default" w:ascii="Times New Roman" w:hAnsi="Times New Roman" w:eastAsia="宋体" w:cs="Times New Roman"/>
-          <w:color w:val="auto"/>
-          <w:sz w:val="24"/>
-          <w:szCs w:val="24"/>
-          <w:lang w:val="en-US" w:eastAsia="zh-CN"/>
-        </w:rPr>
-        <w:t>：</w:t>
-      </w:r>
-    </w:p>
-    <w:p>
-      <w:pPr>
-        <w:rPr>
-          <w:rFonts w:hint="default" w:ascii="Times New Roman" w:hAnsi="Times New Roman" w:eastAsia="宋体" w:cs="Times New Roman"/>
-          <w:color w:val="auto"/>
-          <w:sz w:val="24"/>
-          <w:szCs w:val="24"/>
-          <w:lang w:val="en-US" w:eastAsia="zh-CN"/>
-        </w:rPr>
-      </w:pPr>
-      <w:r>
-        <w:rPr>
-          <w:rFonts w:hint="default" w:ascii="Times New Roman" w:hAnsi="Times New Roman" w:eastAsia="宋体" w:cs="Times New Roman"/>
-          <w:color w:val="auto"/>
-          <w:sz w:val="24"/>
-          <w:szCs w:val="24"/>
-          <w:lang w:val="en-US" w:eastAsia="zh-CN"/>
-        </w:rPr>
-        <w:t>CHANGE&amp;GAIN&amp;</w:t>
-      </w:r>
-      <w:r>
-        <w:rPr>
-          <w:rFonts w:hint="eastAsia" w:ascii="Times New Roman" w:hAnsi="Times New Roman" w:eastAsia="宋体" w:cs="Times New Roman"/>
-          <w:color w:val="auto"/>
-          <w:sz w:val="24"/>
-          <w:szCs w:val="24"/>
-          <w:lang w:val="en-US" w:eastAsia="zh-CN"/>
-        </w:rPr>
-        <w:t>{</w:t>
-      </w:r>
-      <w:r>
-        <w:rPr>
-          <w:rFonts w:hint="default" w:ascii="Times New Roman" w:hAnsi="Times New Roman" w:eastAsia="宋体" w:cs="Times New Roman"/>
-          <w:color w:val="auto"/>
-          <w:sz w:val="24"/>
-          <w:szCs w:val="24"/>
-          <w:lang w:eastAsia="zh-CN"/>
-        </w:rPr>
-        <w:t>gain</w:t>
-      </w:r>
-      <w:r>
-        <w:rPr>
-          <w:rFonts w:hint="eastAsia" w:ascii="Times New Roman" w:hAnsi="Times New Roman" w:eastAsia="宋体" w:cs="Times New Roman"/>
-          <w:color w:val="auto"/>
-          <w:sz w:val="24"/>
-          <w:szCs w:val="24"/>
-          <w:lang w:val="en-US" w:eastAsia="zh-CN"/>
-        </w:rPr>
-        <w:t>}</w:t>
-      </w:r>
-    </w:p>
-    <w:p>
-      <w:pPr>
-        <w:rPr>
-          <w:rFonts w:hint="default" w:ascii="Times New Roman" w:hAnsi="Times New Roman" w:eastAsia="宋体" w:cs="Times New Roman"/>
-          <w:color w:val="auto"/>
-          <w:sz w:val="24"/>
-          <w:szCs w:val="24"/>
-          <w:lang w:val="en-US" w:eastAsia="zh-CN"/>
-        </w:rPr>
-      </w:pPr>
-    </w:p>
-    <w:p>
-      <w:pPr>
-        <w:rPr>
-          <w:rFonts w:hint="default" w:ascii="Times New Roman" w:hAnsi="Times New Roman" w:eastAsia="宋体" w:cs="Times New Roman"/>
-          <w:color w:val="auto"/>
-          <w:sz w:val="24"/>
-          <w:szCs w:val="24"/>
-          <w:lang w:val="en-US" w:eastAsia="zh-CN"/>
-        </w:rPr>
-      </w:pPr>
-      <w:r>
-        <w:rPr>
-          <w:rFonts w:hint="default" w:ascii="Times New Roman" w:hAnsi="Times New Roman" w:eastAsia="宋体" w:cs="Times New Roman"/>
-          <w:color w:val="auto"/>
-          <w:sz w:val="24"/>
-          <w:szCs w:val="24"/>
-          <w:lang w:val="en-US" w:eastAsia="zh-CN"/>
-        </w:rPr>
-        <w:t>图像采集指令：</w:t>
-      </w:r>
-    </w:p>
-    <w:p>
-      <w:pPr>
-        <w:rPr>
-          <w:rFonts w:hint="default" w:ascii="Times New Roman" w:hAnsi="Times New Roman" w:eastAsia="宋体" w:cs="Times New Roman"/>
-          <w:color w:val="auto"/>
-          <w:sz w:val="24"/>
-          <w:szCs w:val="24"/>
-          <w:lang w:val="en-US" w:eastAsia="zh-CN"/>
-        </w:rPr>
-      </w:pPr>
-      <w:r>
-        <w:rPr>
-          <w:rFonts w:hint="default" w:ascii="Times New Roman" w:hAnsi="Times New Roman" w:eastAsia="宋体" w:cs="Times New Roman"/>
-          <w:color w:val="auto"/>
-          <w:sz w:val="24"/>
-          <w:szCs w:val="24"/>
-          <w:lang w:val="en-US" w:eastAsia="zh-CN"/>
-        </w:rPr>
-        <w:t>PHOTO&amp;车型轮对类型&amp;原始图像名称</w:t>
-      </w:r>
-    </w:p>
-    <w:p>
-      <w:pPr>
-        <w:rPr>
-          <w:rFonts w:hint="default" w:ascii="Times New Roman" w:hAnsi="Times New Roman" w:eastAsia="宋体" w:cs="Times New Roman"/>
-          <w:color w:val="auto"/>
-          <w:sz w:val="24"/>
-          <w:szCs w:val="24"/>
-          <w:lang w:val="en-US" w:eastAsia="zh-CN"/>
-        </w:rPr>
-      </w:pPr>
-      <w:r>
-        <w:rPr>
-          <w:rFonts w:hint="default" w:ascii="Times New Roman" w:hAnsi="Times New Roman" w:eastAsia="宋体" w:cs="Times New Roman"/>
-          <w:color w:val="auto"/>
-          <w:sz w:val="24"/>
-          <w:szCs w:val="24"/>
-          <w:lang w:val="en-US" w:eastAsia="zh-CN"/>
-        </w:rPr>
-        <w:t>原始图像名称组成：</w:t>
-      </w:r>
-    </w:p>
-    <w:p>
-      <w:pPr>
-        <w:rPr>
-          <w:rFonts w:hint="default" w:ascii="Times New Roman" w:hAnsi="Times New Roman" w:eastAsia="宋体" w:cs="Times New Roman"/>
-          <w:color w:val="auto"/>
-          <w:sz w:val="24"/>
-          <w:szCs w:val="24"/>
-          <w:lang w:val="en-US" w:eastAsia="zh-CN"/>
-        </w:rPr>
-      </w:pPr>
-      <w:r>
-        <w:rPr>
-          <w:rFonts w:hint="default" w:ascii="Times New Roman" w:hAnsi="Times New Roman" w:eastAsia="宋体" w:cs="Times New Roman"/>
-          <w:color w:val="auto"/>
-          <w:sz w:val="24"/>
-          <w:szCs w:val="24"/>
-          <w:lang w:val="en-US" w:eastAsia="zh-CN"/>
-        </w:rPr>
-        <w:t>T1-年月日-车型轮对类型-车轴型号轮对号-轴号-工位号-机械臂轨迹索引号-一级部件名称-二级部件编号-巡检点编号</w:t>
-      </w:r>
-    </w:p>
-    <w:p>
-      <w:pPr>
-        <w:rPr>
-          <w:rFonts w:hint="default" w:ascii="Times New Roman" w:hAnsi="Times New Roman" w:eastAsia="宋体" w:cs="Times New Roman"/>
-          <w:color w:val="auto"/>
-          <w:sz w:val="24"/>
-          <w:szCs w:val="24"/>
-          <w:lang w:val="en-US" w:eastAsia="zh-CN"/>
-        </w:rPr>
-      </w:pPr>
-      <w:r>
-        <w:rPr>
-          <w:rFonts w:hint="default" w:ascii="Times New Roman" w:hAnsi="Times New Roman" w:eastAsia="宋体" w:cs="Times New Roman"/>
-          <w:color w:val="auto"/>
-          <w:sz w:val="24"/>
-          <w:szCs w:val="24"/>
-          <w:lang w:val="en-US" w:eastAsia="zh-CN"/>
-        </w:rPr>
-        <w:t>原始图像名称字段：</w:t>
-      </w:r>
-    </w:p>
-    <w:p>
-      <w:pPr>
-        <w:rPr>
-          <w:rFonts w:hint="default" w:ascii="Times New Roman" w:hAnsi="Times New Roman" w:eastAsia="宋体" w:cs="Times New Roman"/>
-          <w:sz w:val="24"/>
-          <w:szCs w:val="24"/>
-          <w:lang w:val="en-US" w:eastAsia="zh-CN"/>
-        </w:rPr>
-      </w:pPr>
-      <w:r>
-        <w:rPr>
-          <w:rFonts w:hint="default" w:ascii="Times New Roman" w:hAnsi="Times New Roman" w:eastAsia="宋体" w:cs="Times New Roman"/>
-          <w:sz w:val="24"/>
-          <w:szCs w:val="24"/>
-          <w:lang w:val="en-US" w:eastAsia="zh-CN"/>
-        </w:rPr>
-        <w:t>T1-</w:t>
-      </w:r>
-      <w:r>
-        <w:rPr>
-          <w:rFonts w:hint="default" w:ascii="Times New Roman" w:hAnsi="Times New Roman" w:eastAsia="宋体" w:cs="Times New Roman"/>
-          <w:color w:val="auto"/>
-          <w:sz w:val="24"/>
-          <w:szCs w:val="24"/>
-        </w:rPr>
-        <w:t>{yyyyMMdd}</w:t>
-      </w:r>
-      <w:r>
-        <w:rPr>
-          <w:rFonts w:hint="default" w:ascii="Times New Roman" w:hAnsi="Times New Roman" w:eastAsia="宋体" w:cs="Times New Roman"/>
-          <w:sz w:val="24"/>
-          <w:szCs w:val="24"/>
-          <w:lang w:val="en-US" w:eastAsia="zh-CN"/>
-        </w:rPr>
-        <w:t>-{</w:t>
-      </w:r>
-      <w:r>
-        <w:rPr>
-          <w:rFonts w:hint="default" w:ascii="Times New Roman" w:hAnsi="Times New Roman" w:eastAsia="宋体" w:cs="Times New Roman"/>
-          <w:sz w:val="24"/>
-          <w:szCs w:val="24"/>
-        </w:rPr>
-        <w:t>carType</w:t>
-      </w:r>
-      <w:r>
-        <w:rPr>
-          <w:rFonts w:hint="default" w:ascii="Times New Roman" w:hAnsi="Times New Roman" w:eastAsia="宋体" w:cs="Times New Roman"/>
-          <w:sz w:val="24"/>
-          <w:szCs w:val="24"/>
-          <w:lang w:val="en-US" w:eastAsia="zh-CN"/>
-        </w:rPr>
-        <w:t>}{</w:t>
-      </w:r>
-      <w:r>
-        <w:rPr>
-          <w:rFonts w:hint="default" w:ascii="Times New Roman" w:hAnsi="Times New Roman" w:eastAsia="宋体" w:cs="Times New Roman"/>
-          <w:sz w:val="24"/>
-          <w:szCs w:val="24"/>
-        </w:rPr>
-        <w:t>wheelsetKind</w:t>
-      </w:r>
-      <w:r>
-        <w:rPr>
-          <w:rFonts w:hint="default" w:ascii="Times New Roman" w:hAnsi="Times New Roman" w:eastAsia="宋体" w:cs="Times New Roman"/>
-          <w:sz w:val="24"/>
-          <w:szCs w:val="24"/>
-          <w:lang w:val="en-US" w:eastAsia="zh-CN"/>
-        </w:rPr>
-        <w:t>}-{</w:t>
-      </w:r>
-      <w:r>
-        <w:rPr>
-          <w:rFonts w:hint="default" w:ascii="Times New Roman" w:hAnsi="Times New Roman" w:eastAsia="宋体" w:cs="Times New Roman"/>
-          <w:sz w:val="24"/>
-          <w:szCs w:val="24"/>
-        </w:rPr>
-        <w:t>axleType</w:t>
-      </w:r>
-      <w:r>
-        <w:rPr>
-          <w:rFonts w:hint="default" w:ascii="Times New Roman" w:hAnsi="Times New Roman" w:eastAsia="宋体" w:cs="Times New Roman"/>
-          <w:sz w:val="24"/>
-          <w:szCs w:val="24"/>
-          <w:lang w:val="en-US" w:eastAsia="zh-CN"/>
-        </w:rPr>
-        <w:t>}{</w:t>
-      </w:r>
-      <w:r>
-        <w:rPr>
-          <w:rFonts w:hint="default" w:ascii="Times New Roman" w:hAnsi="Times New Roman" w:eastAsia="宋体" w:cs="Times New Roman"/>
-          <w:sz w:val="24"/>
-          <w:szCs w:val="24"/>
-        </w:rPr>
-        <w:t>wheelsetNo</w:t>
-      </w:r>
-      <w:r>
-        <w:rPr>
-          <w:rFonts w:hint="default" w:ascii="Times New Roman" w:hAnsi="Times New Roman" w:eastAsia="宋体" w:cs="Times New Roman"/>
-          <w:sz w:val="24"/>
-          <w:szCs w:val="24"/>
-          <w:lang w:val="en-US" w:eastAsia="zh-CN"/>
-        </w:rPr>
-        <w:t>}-{</w:t>
-      </w:r>
-      <w:r>
-        <w:rPr>
-          <w:rFonts w:hint="default" w:ascii="Times New Roman" w:hAnsi="Times New Roman" w:eastAsia="宋体" w:cs="Times New Roman"/>
-          <w:sz w:val="24"/>
-          <w:szCs w:val="24"/>
-        </w:rPr>
-        <w:t>axleNo</w:t>
-      </w:r>
-      <w:r>
-        <w:rPr>
-          <w:rFonts w:hint="default" w:ascii="Times New Roman" w:hAnsi="Times New Roman" w:eastAsia="宋体" w:cs="Times New Roman"/>
-          <w:sz w:val="24"/>
-          <w:szCs w:val="24"/>
-          <w:lang w:val="en-US" w:eastAsia="zh-CN"/>
-        </w:rPr>
-        <w:t>}-{</w:t>
-      </w:r>
-      <w:r>
-        <w:rPr>
-          <w:rFonts w:hint="default" w:ascii="Times New Roman" w:hAnsi="Times New Roman" w:eastAsia="宋体" w:cs="Times New Roman"/>
-          <w:sz w:val="24"/>
-          <w:szCs w:val="24"/>
-        </w:rPr>
-        <w:t>posId</w:t>
-      </w:r>
-      <w:r>
-        <w:rPr>
-          <w:rFonts w:hint="default" w:ascii="Times New Roman" w:hAnsi="Times New Roman" w:eastAsia="宋体" w:cs="Times New Roman"/>
-          <w:sz w:val="24"/>
-          <w:szCs w:val="24"/>
-          <w:lang w:val="en-US" w:eastAsia="zh-CN"/>
-        </w:rPr>
-        <w:t>}-{currentProg}-{currentPart1}-{currentPart2}-{currentPointStr}</w:t>
-      </w:r>
-    </w:p>
-    <w:p>
-      <w:pPr>
-        <w:rPr>
-          <w:rFonts w:hint="default" w:ascii="Times New Roman" w:hAnsi="Times New Roman" w:eastAsia="宋体" w:cs="Times New Roman"/>
-          <w:sz w:val="24"/>
-          <w:szCs w:val="24"/>
-          <w:lang w:val="en-US" w:eastAsia="zh-CN"/>
-        </w:rPr>
-      </w:pPr>
-    </w:p>
-    <w:p>
-      <w:pPr>
-        <w:rPr>
-          <w:rFonts w:hint="eastAsia" w:ascii="Times New Roman" w:hAnsi="Times New Roman" w:eastAsia="宋体" w:cs="Times New Roman"/>
-          <w:sz w:val="24"/>
-          <w:szCs w:val="24"/>
-          <w:lang w:val="en-US" w:eastAsia="zh-CN"/>
-        </w:rPr>
-      </w:pPr>
-      <w:r>
-        <w:rPr>
-          <w:rFonts w:hint="eastAsia" w:ascii="Times New Roman" w:hAnsi="Times New Roman" w:eastAsia="宋体" w:cs="Times New Roman"/>
-          <w:sz w:val="24"/>
-          <w:szCs w:val="24"/>
-          <w:lang w:val="en-US" w:eastAsia="zh-CN"/>
-        </w:rPr>
-        <w:t>其中</w:t>
-      </w:r>
-      <w:r>
-        <w:rPr>
-          <w:rFonts w:hint="eastAsia" w:ascii="Times New Roman" w:hAnsi="Times New Roman" w:eastAsia="宋体" w:cs="Times New Roman"/>
-          <w:color w:val="auto"/>
-          <w:sz w:val="24"/>
-          <w:szCs w:val="24"/>
-          <w:lang w:val="en-US" w:eastAsia="zh-CN"/>
-        </w:rPr>
-        <w:t>{</w:t>
-      </w:r>
-      <w:r>
-        <w:rPr>
-          <w:rFonts w:hint="default" w:ascii="Times New Roman" w:hAnsi="Times New Roman" w:eastAsia="宋体" w:cs="Times New Roman"/>
-          <w:color w:val="auto"/>
-          <w:sz w:val="24"/>
-          <w:szCs w:val="24"/>
-          <w:lang w:eastAsia="zh-CN"/>
-        </w:rPr>
-        <w:t>gain</w:t>
-      </w:r>
-      <w:r>
-        <w:rPr>
-          <w:rFonts w:hint="eastAsia" w:ascii="Times New Roman" w:hAnsi="Times New Roman" w:eastAsia="宋体" w:cs="Times New Roman"/>
-          <w:color w:val="auto"/>
-          <w:sz w:val="24"/>
-          <w:szCs w:val="24"/>
-          <w:lang w:val="en-US" w:eastAsia="zh-CN"/>
-        </w:rPr>
-        <w:t>}-</w:t>
-      </w:r>
-      <w:r>
-        <w:rPr>
-          <w:rFonts w:hint="default" w:ascii="Times New Roman" w:hAnsi="Times New Roman" w:eastAsia="宋体" w:cs="Times New Roman"/>
-          <w:sz w:val="24"/>
-          <w:szCs w:val="24"/>
-          <w:lang w:val="en-US" w:eastAsia="zh-CN"/>
-        </w:rPr>
-        <w:t>{currentProg}-{currentPart1}-{currentPart2}-{currentPointStr}</w:t>
-      </w:r>
-      <w:r>
-        <w:rPr>
-          <w:rFonts w:hint="eastAsia" w:ascii="Times New Roman" w:hAnsi="Times New Roman" w:eastAsia="宋体" w:cs="Times New Roman"/>
-          <w:sz w:val="24"/>
-          <w:szCs w:val="24"/>
-          <w:lang w:val="en-US" w:eastAsia="zh-CN"/>
-        </w:rPr>
-        <w:t>!由机械臂发送给上位机软件。参考机长广溪械臂运行脚本START/PHOTO/FINISH。</w:t>
-      </w:r>
-    </w:p>
-    <w:p>
-      <w:pPr>
-        <w:rPr>
-          <w:rFonts w:hint="eastAsia" w:ascii="Times New Roman" w:hAnsi="Times New Roman" w:eastAsia="宋体" w:cs="Times New Roman"/>
-          <w:sz w:val="24"/>
-          <w:szCs w:val="24"/>
-          <w:lang w:val="en-US" w:eastAsia="zh-CN"/>
-        </w:rPr>
-      </w:pPr>
-    </w:p>
-    <w:p>
-      <w:pPr>
-        <w:rPr>
-          <w:rFonts w:hint="default" w:ascii="Times New Roman" w:hAnsi="Times New Roman" w:eastAsia="宋体" w:cs="Times New Roman"/>
-          <w:sz w:val="24"/>
-          <w:szCs w:val="24"/>
-          <w:lang w:val="en-US" w:eastAsia="zh-CN"/>
-        </w:rPr>
-      </w:pPr>
-      <w:r>
-        <w:rPr>
-          <w:rFonts w:hint="eastAsia" w:ascii="Times New Roman" w:hAnsi="Times New Roman" w:eastAsia="宋体" w:cs="Times New Roman"/>
-          <w:sz w:val="24"/>
-          <w:szCs w:val="24"/>
-          <w:lang w:val="en-US" w:eastAsia="zh-CN"/>
-        </w:rPr>
-        <w:t>机械臂通过PHOTO向上位机软件发送“CHANG&amp;GAIN&amp;增益&amp;PHOTO&amp;程序索引-一级部件-二级部件-采集点编号!”,上位机软件解析完成后，结合巡检指令中的相关信息，和巡检过程信息，上位机软件给图像采集软件先发送增益调整指令，再发送图像采集指令。</w:t>
-      </w:r>
-    </w:p>
-    <w:p>
-      <w:pPr>
-        <w:rPr>
-          <w:rFonts w:hint="default" w:ascii="Times New Roman" w:hAnsi="Times New Roman" w:eastAsia="宋体" w:cs="Times New Roman"/>
-          <w:sz w:val="24"/>
-          <w:szCs w:val="24"/>
-          <w:lang w:val="en-US" w:eastAsia="zh-CN"/>
-        </w:rPr>
-      </w:pPr>
-    </w:p>
-    <w:p>
-      <w:pPr>
-        <w:rPr>
-          <w:rFonts w:hint="default" w:ascii="Times New Roman" w:hAnsi="Times New Roman" w:eastAsia="宋体" w:cs="Times New Roman"/>
-          <w:sz w:val="24"/>
-          <w:szCs w:val="24"/>
-          <w:lang w:val="en-US" w:eastAsia="zh-CN"/>
-        </w:rPr>
-      </w:pPr>
-      <w:r>
-        <w:rPr>
-          <w:rFonts w:hint="default" w:ascii="Times New Roman" w:hAnsi="Times New Roman" w:eastAsia="宋体" w:cs="Times New Roman"/>
-          <w:color w:val="auto"/>
-          <w:sz w:val="24"/>
-          <w:szCs w:val="24"/>
-          <w:lang w:val="en-US" w:eastAsia="zh-CN"/>
-        </w:rPr>
-        <w:t>原始图像名称实列：</w:t>
-      </w:r>
-    </w:p>
-    <w:p>
-      <w:pPr>
-        <w:rPr>
-          <w:rFonts w:hint="default" w:ascii="Times New Roman" w:hAnsi="Times New Roman" w:eastAsia="宋体" w:cs="Times New Roman"/>
-          <w:sz w:val="24"/>
-          <w:szCs w:val="24"/>
-          <w:lang w:val="en-US" w:eastAsia="zh-CN"/>
-        </w:rPr>
-      </w:pPr>
-      <w:r>
-        <w:rPr>
-          <w:rFonts w:hint="default" w:ascii="Times New Roman" w:hAnsi="Times New Roman" w:eastAsia="宋体" w:cs="Times New Roman"/>
-          <w:sz w:val="24"/>
-          <w:szCs w:val="24"/>
-          <w:lang w:val="en-US" w:eastAsia="zh-CN"/>
-        </w:rPr>
-        <w:t>T1-</w:t>
-      </w:r>
-      <w:r>
-        <w:rPr>
-          <w:rFonts w:hint="default" w:ascii="Times New Roman" w:hAnsi="Times New Roman" w:eastAsia="宋体" w:cs="Times New Roman"/>
-          <w:sz w:val="24"/>
-          <w:szCs w:val="24"/>
-        </w:rPr>
-        <w:t>20261024</w:t>
-      </w:r>
-      <w:r>
-        <w:rPr>
-          <w:rFonts w:hint="default" w:ascii="Times New Roman" w:hAnsi="Times New Roman" w:eastAsia="宋体" w:cs="Times New Roman"/>
-          <w:sz w:val="24"/>
-          <w:szCs w:val="24"/>
-          <w:lang w:val="en-US" w:eastAsia="zh-CN"/>
-        </w:rPr>
-        <w:t>-</w:t>
-      </w:r>
-      <w:r>
-        <w:rPr>
-          <w:rFonts w:hint="default" w:ascii="Times New Roman" w:hAnsi="Times New Roman" w:eastAsia="宋体" w:cs="Times New Roman"/>
-          <w:color w:val="auto"/>
-          <w:sz w:val="24"/>
-          <w:szCs w:val="24"/>
-          <w:lang w:val="en-US" w:eastAsia="zh-CN"/>
-        </w:rPr>
-        <w:t>CRH380BM3B</w:t>
-      </w:r>
-      <w:r>
-        <w:rPr>
-          <w:rFonts w:hint="default" w:ascii="Times New Roman" w:hAnsi="Times New Roman" w:eastAsia="宋体" w:cs="Times New Roman"/>
-          <w:sz w:val="24"/>
-          <w:szCs w:val="24"/>
-          <w:lang w:val="en-US" w:eastAsia="zh-CN"/>
-        </w:rPr>
-        <w:t>-22079109M3B22079-ZQM3B2207901-2-33-ZDZZ-05-01</w:t>
-      </w:r>
-    </w:p>
-    <w:p>
-      <w:pPr>
-        <w:rPr>
-          <w:rFonts w:hint="default" w:ascii="Times New Roman" w:hAnsi="Times New Roman" w:eastAsia="宋体" w:cs="Times New Roman"/>
-          <w:color w:val="auto"/>
-          <w:sz w:val="24"/>
-          <w:szCs w:val="24"/>
-        </w:rPr>
-      </w:pPr>
-      <w:r>
-        <w:rPr>
-          <w:rFonts w:hint="default" w:ascii="Times New Roman" w:hAnsi="Times New Roman" w:eastAsia="宋体" w:cs="Times New Roman"/>
-          <w:color w:val="auto"/>
-          <w:sz w:val="24"/>
-          <w:szCs w:val="24"/>
-          <w:lang w:val="en-US" w:eastAsia="zh-CN"/>
-        </w:rPr>
-        <w:t>图像采集指令实列：</w:t>
-      </w:r>
-    </w:p>
-    <w:p>
-      <w:pPr>
-        <w:rPr>
-          <w:rFonts w:hint="default" w:ascii="Times New Roman" w:hAnsi="Times New Roman" w:eastAsia="宋体" w:cs="Times New Roman"/>
-          <w:sz w:val="24"/>
-          <w:szCs w:val="24"/>
-          <w:lang w:val="en-US" w:eastAsia="zh-CN"/>
-        </w:rPr>
-      </w:pPr>
-      <w:r>
-        <w:rPr>
-          <w:rFonts w:hint="default" w:ascii="Times New Roman" w:hAnsi="Times New Roman" w:eastAsia="宋体" w:cs="Times New Roman"/>
-          <w:color w:val="auto"/>
-          <w:sz w:val="24"/>
-          <w:szCs w:val="24"/>
-          <w:lang w:val="en-US" w:eastAsia="zh-CN"/>
-        </w:rPr>
-        <w:t>PHOTO&amp;CRH380BM3B&amp;</w:t>
-      </w:r>
-      <w:r>
-        <w:rPr>
-          <w:rFonts w:hint="default" w:ascii="Times New Roman" w:hAnsi="Times New Roman" w:eastAsia="宋体" w:cs="Times New Roman"/>
-          <w:sz w:val="24"/>
-          <w:szCs w:val="24"/>
-          <w:lang w:val="en-US" w:eastAsia="zh-CN"/>
-        </w:rPr>
-        <w:t>T1-</w:t>
-      </w:r>
-      <w:r>
-        <w:rPr>
-          <w:rFonts w:hint="default" w:ascii="Times New Roman" w:hAnsi="Times New Roman" w:eastAsia="宋体" w:cs="Times New Roman"/>
-          <w:sz w:val="24"/>
-          <w:szCs w:val="24"/>
-        </w:rPr>
-        <w:t>20261024</w:t>
-      </w:r>
-      <w:r>
-        <w:rPr>
-          <w:rFonts w:hint="default" w:ascii="Times New Roman" w:hAnsi="Times New Roman" w:eastAsia="宋体" w:cs="Times New Roman"/>
-          <w:sz w:val="24"/>
-          <w:szCs w:val="24"/>
-          <w:lang w:val="en-US" w:eastAsia="zh-CN"/>
-        </w:rPr>
-        <w:t>-</w:t>
-      </w:r>
-      <w:r>
-        <w:rPr>
-          <w:rFonts w:hint="default" w:ascii="Times New Roman" w:hAnsi="Times New Roman" w:eastAsia="宋体" w:cs="Times New Roman"/>
-          <w:color w:val="auto"/>
-          <w:sz w:val="24"/>
-          <w:szCs w:val="24"/>
-          <w:lang w:val="en-US" w:eastAsia="zh-CN"/>
-        </w:rPr>
-        <w:t>CRH380BM3B</w:t>
-      </w:r>
-      <w:r>
-        <w:rPr>
-          <w:rFonts w:hint="default" w:ascii="Times New Roman" w:hAnsi="Times New Roman" w:eastAsia="宋体" w:cs="Times New Roman"/>
-          <w:sz w:val="24"/>
-          <w:szCs w:val="24"/>
-          <w:lang w:val="en-US" w:eastAsia="zh-CN"/>
-        </w:rPr>
-        <w:t>-22079109M3B22079-ZQM3B2207901-2-33-ZDZZ-05-01</w:t>
-      </w:r>
-    </w:p>
-    <w:p>
-      <w:pPr>
-        <w:rPr>
-          <w:rFonts w:hint="default" w:ascii="Times New Roman" w:hAnsi="Times New Roman" w:eastAsia="宋体" w:cs="Times New Roman"/>
-          <w:sz w:val="24"/>
-          <w:szCs w:val="24"/>
-          <w:lang w:val="en-US" w:eastAsia="zh-CN"/>
-        </w:rPr>
-      </w:pPr>
-    </w:p>
-    <w:p>
-      <w:pPr>
-        <w:rPr>
-          <w:rFonts w:hint="default" w:ascii="Times New Roman" w:hAnsi="Times New Roman" w:eastAsia="宋体" w:cs="Times New Roman"/>
-          <w:sz w:val="24"/>
-          <w:szCs w:val="24"/>
-          <w:lang w:val="en-US" w:eastAsia="zh-CN"/>
-        </w:rPr>
-      </w:pPr>
-      <w:r>
-        <w:rPr>
-          <w:rFonts w:hint="default" w:ascii="Times New Roman" w:hAnsi="Times New Roman" w:eastAsia="宋体" w:cs="Times New Roman"/>
-          <w:sz w:val="24"/>
-          <w:szCs w:val="24"/>
-          <w:lang w:val="en-US" w:eastAsia="zh-CN"/>
-        </w:rPr>
-        <w:t>相机生成文件</w:t>
-      </w:r>
-    </w:p>
-    <w:p>
-      <w:pPr>
-        <w:rPr>
-          <w:rFonts w:hint="default" w:ascii="Times New Roman" w:hAnsi="Times New Roman" w:eastAsia="宋体" w:cs="Times New Roman"/>
-          <w:sz w:val="24"/>
-          <w:szCs w:val="24"/>
-        </w:rPr>
-      </w:pPr>
-      <w:r>
-        <w:rPr>
-          <w:rFonts w:hint="default" w:ascii="Times New Roman" w:hAnsi="Times New Roman" w:eastAsia="宋体" w:cs="Times New Roman"/>
-          <w:sz w:val="24"/>
-          <w:szCs w:val="24"/>
-          <w:lang w:val="en-US" w:eastAsia="zh-CN"/>
-        </w:rPr>
-        <w:t>N-T1-</w:t>
-      </w:r>
-      <w:r>
-        <w:rPr>
-          <w:rFonts w:hint="default" w:ascii="Times New Roman" w:hAnsi="Times New Roman" w:eastAsia="宋体" w:cs="Times New Roman"/>
-          <w:sz w:val="24"/>
-          <w:szCs w:val="24"/>
-        </w:rPr>
-        <w:t>20261024</w:t>
-      </w:r>
-      <w:r>
-        <w:rPr>
-          <w:rFonts w:hint="default" w:ascii="Times New Roman" w:hAnsi="Times New Roman" w:eastAsia="宋体" w:cs="Times New Roman"/>
-          <w:sz w:val="24"/>
-          <w:szCs w:val="24"/>
-          <w:lang w:val="en-US" w:eastAsia="zh-CN"/>
-        </w:rPr>
-        <w:t>-</w:t>
-      </w:r>
-      <w:r>
-        <w:rPr>
-          <w:rFonts w:hint="default" w:ascii="Times New Roman" w:hAnsi="Times New Roman" w:eastAsia="宋体" w:cs="Times New Roman"/>
-          <w:color w:val="auto"/>
-          <w:sz w:val="24"/>
-          <w:szCs w:val="24"/>
-          <w:lang w:val="en-US" w:eastAsia="zh-CN"/>
-        </w:rPr>
-        <w:t>CRH380BM3B</w:t>
-      </w:r>
-      <w:r>
-        <w:rPr>
-          <w:rFonts w:hint="default" w:ascii="Times New Roman" w:hAnsi="Times New Roman" w:eastAsia="宋体" w:cs="Times New Roman"/>
-          <w:sz w:val="24"/>
-          <w:szCs w:val="24"/>
-          <w:lang w:val="en-US" w:eastAsia="zh-CN"/>
-        </w:rPr>
-        <w:t>-22079109M3B22079-ZQM3B2207901-2-33-ZDZZ-05-01</w:t>
-      </w:r>
-      <w:r>
-        <w:rPr>
-          <w:rFonts w:hint="default" w:ascii="Times New Roman" w:hAnsi="Times New Roman" w:eastAsia="宋体" w:cs="Times New Roman"/>
-          <w:sz w:val="24"/>
-          <w:szCs w:val="24"/>
-        </w:rPr>
-        <w:t>.tiff</w:t>
-      </w:r>
-    </w:p>
-    <w:p>
-      <w:pPr>
-        <w:rPr>
-          <w:rFonts w:hint="default" w:ascii="Times New Roman" w:hAnsi="Times New Roman" w:eastAsia="宋体" w:cs="Times New Roman"/>
-          <w:sz w:val="24"/>
-          <w:szCs w:val="24"/>
-        </w:rPr>
-      </w:pPr>
-      <w:r>
-        <w:rPr>
-          <w:rFonts w:hint="default" w:ascii="Times New Roman" w:hAnsi="Times New Roman" w:eastAsia="宋体" w:cs="Times New Roman"/>
-          <w:sz w:val="24"/>
-          <w:szCs w:val="24"/>
-          <w:lang w:val="en-US" w:eastAsia="zh-CN"/>
-        </w:rPr>
-        <w:t>N-T1-</w:t>
-      </w:r>
-      <w:r>
-        <w:rPr>
-          <w:rFonts w:hint="default" w:ascii="Times New Roman" w:hAnsi="Times New Roman" w:eastAsia="宋体" w:cs="Times New Roman"/>
-          <w:sz w:val="24"/>
-          <w:szCs w:val="24"/>
-        </w:rPr>
-        <w:t>20261024</w:t>
-      </w:r>
-      <w:r>
-        <w:rPr>
-          <w:rFonts w:hint="default" w:ascii="Times New Roman" w:hAnsi="Times New Roman" w:eastAsia="宋体" w:cs="Times New Roman"/>
-          <w:sz w:val="24"/>
-          <w:szCs w:val="24"/>
-          <w:lang w:val="en-US" w:eastAsia="zh-CN"/>
-        </w:rPr>
-        <w:t>-</w:t>
-      </w:r>
-      <w:r>
-        <w:rPr>
-          <w:rFonts w:hint="default" w:ascii="Times New Roman" w:hAnsi="Times New Roman" w:eastAsia="宋体" w:cs="Times New Roman"/>
-          <w:color w:val="auto"/>
-          <w:sz w:val="24"/>
-          <w:szCs w:val="24"/>
-          <w:lang w:val="en-US" w:eastAsia="zh-CN"/>
-        </w:rPr>
-        <w:t>CRH380BM3B</w:t>
-      </w:r>
-      <w:r>
-        <w:rPr>
-          <w:rFonts w:hint="default" w:ascii="Times New Roman" w:hAnsi="Times New Roman" w:eastAsia="宋体" w:cs="Times New Roman"/>
-          <w:sz w:val="24"/>
-          <w:szCs w:val="24"/>
-          <w:lang w:val="en-US" w:eastAsia="zh-CN"/>
-        </w:rPr>
-        <w:t>-22079109M3B22079-ZQM3B2207901-2-33-ZDZZ-05-01</w:t>
-      </w:r>
-      <w:r>
-        <w:rPr>
-          <w:rFonts w:hint="default" w:ascii="Times New Roman" w:hAnsi="Times New Roman" w:eastAsia="宋体" w:cs="Times New Roman"/>
-          <w:sz w:val="24"/>
-          <w:szCs w:val="24"/>
-        </w:rPr>
-        <w:t>.jpg</w:t>
-      </w:r>
-    </w:p>
-    <w:p>
-      <w:pPr>
-        <w:rPr>
-          <w:rFonts w:hint="default" w:ascii="Times New Roman" w:hAnsi="Times New Roman" w:eastAsia="宋体" w:cs="Times New Roman"/>
-          <w:sz w:val="24"/>
-          <w:szCs w:val="24"/>
-        </w:rPr>
-      </w:pPr>
-      <w:r>
-        <w:rPr>
-          <w:rFonts w:hint="default" w:ascii="Times New Roman" w:hAnsi="Times New Roman" w:eastAsia="宋体" w:cs="Times New Roman"/>
-          <w:sz w:val="24"/>
-          <w:szCs w:val="24"/>
-          <w:lang w:val="en-US" w:eastAsia="zh-CN"/>
-        </w:rPr>
-        <w:t>N-T1-</w:t>
-      </w:r>
-      <w:r>
-        <w:rPr>
-          <w:rFonts w:hint="default" w:ascii="Times New Roman" w:hAnsi="Times New Roman" w:eastAsia="宋体" w:cs="Times New Roman"/>
-          <w:sz w:val="24"/>
-          <w:szCs w:val="24"/>
-        </w:rPr>
-        <w:t>20261024</w:t>
-      </w:r>
-      <w:r>
-        <w:rPr>
-          <w:rFonts w:hint="default" w:ascii="Times New Roman" w:hAnsi="Times New Roman" w:eastAsia="宋体" w:cs="Times New Roman"/>
-          <w:sz w:val="24"/>
-          <w:szCs w:val="24"/>
-          <w:lang w:val="en-US" w:eastAsia="zh-CN"/>
-        </w:rPr>
-        <w:t>-</w:t>
-      </w:r>
-      <w:r>
-        <w:rPr>
-          <w:rFonts w:hint="default" w:ascii="Times New Roman" w:hAnsi="Times New Roman" w:eastAsia="宋体" w:cs="Times New Roman"/>
-          <w:color w:val="auto"/>
-          <w:sz w:val="24"/>
-          <w:szCs w:val="24"/>
-          <w:lang w:val="en-US" w:eastAsia="zh-CN"/>
-        </w:rPr>
-        <w:t>CRH380BM3B</w:t>
-      </w:r>
-      <w:r>
-        <w:rPr>
-          <w:rFonts w:hint="default" w:ascii="Times New Roman" w:hAnsi="Times New Roman" w:eastAsia="宋体" w:cs="Times New Roman"/>
-          <w:sz w:val="24"/>
-          <w:szCs w:val="24"/>
-          <w:lang w:val="en-US" w:eastAsia="zh-CN"/>
-        </w:rPr>
-        <w:t>-22079109M3B22079-ZQM3B2207901-2-33-ZDZZ-05-01</w:t>
-      </w:r>
-      <w:r>
-        <w:rPr>
-          <w:rFonts w:hint="default" w:ascii="Times New Roman" w:hAnsi="Times New Roman" w:eastAsia="宋体" w:cs="Times New Roman"/>
-          <w:sz w:val="24"/>
-          <w:szCs w:val="24"/>
-        </w:rPr>
-        <w:t>.xyz</w:t>
-      </w:r>
-    </w:p>
-    <w:p>
-      <w:pPr>
-        <w:rPr>
-          <w:rFonts w:hint="default" w:ascii="Times New Roman" w:hAnsi="Times New Roman" w:eastAsia="宋体" w:cs="Times New Roman"/>
-          <w:sz w:val="24"/>
-          <w:szCs w:val="24"/>
-        </w:rPr>
-      </w:pPr>
-      <w:r>
-        <w:rPr>
-          <w:rFonts w:hint="default" w:ascii="Times New Roman" w:hAnsi="Times New Roman" w:eastAsia="宋体" w:cs="Times New Roman"/>
-          <w:sz w:val="24"/>
-          <w:szCs w:val="24"/>
-          <w:lang w:val="en-US" w:eastAsia="zh-CN"/>
-        </w:rPr>
-        <w:t>N-T1-</w:t>
-      </w:r>
-      <w:r>
-        <w:rPr>
-          <w:rFonts w:hint="default" w:ascii="Times New Roman" w:hAnsi="Times New Roman" w:eastAsia="宋体" w:cs="Times New Roman"/>
-          <w:sz w:val="24"/>
-          <w:szCs w:val="24"/>
-        </w:rPr>
-        <w:t>20261024</w:t>
-      </w:r>
-      <w:r>
-        <w:rPr>
-          <w:rFonts w:hint="default" w:ascii="Times New Roman" w:hAnsi="Times New Roman" w:eastAsia="宋体" w:cs="Times New Roman"/>
-          <w:sz w:val="24"/>
-          <w:szCs w:val="24"/>
-          <w:lang w:val="en-US" w:eastAsia="zh-CN"/>
-        </w:rPr>
-        <w:t>-</w:t>
-      </w:r>
-      <w:r>
-        <w:rPr>
-          <w:rFonts w:hint="default" w:ascii="Times New Roman" w:hAnsi="Times New Roman" w:eastAsia="宋体" w:cs="Times New Roman"/>
-          <w:color w:val="auto"/>
-          <w:sz w:val="24"/>
-          <w:szCs w:val="24"/>
-          <w:lang w:val="en-US" w:eastAsia="zh-CN"/>
-        </w:rPr>
-        <w:t>CRH380BM3B</w:t>
-      </w:r>
-      <w:r>
-        <w:rPr>
-          <w:rFonts w:hint="default" w:ascii="Times New Roman" w:hAnsi="Times New Roman" w:eastAsia="宋体" w:cs="Times New Roman"/>
-          <w:sz w:val="24"/>
-          <w:szCs w:val="24"/>
-          <w:lang w:val="en-US" w:eastAsia="zh-CN"/>
-        </w:rPr>
-        <w:t>-22079109M3B22079-ZQM3B2207901-2-33-ZDZZ-05-01</w:t>
-      </w:r>
-      <w:r>
-        <w:rPr>
-          <w:rFonts w:hint="default" w:ascii="Times New Roman" w:hAnsi="Times New Roman" w:eastAsia="宋体" w:cs="Times New Roman"/>
-          <w:sz w:val="24"/>
-          <w:szCs w:val="24"/>
-        </w:rPr>
-        <w:t>.png</w:t>
-      </w:r>
-    </w:p>
-    <w:p>
-      <w:pPr>
-        <w:rPr>
-          <w:rFonts w:hint="default" w:ascii="Times New Roman" w:hAnsi="Times New Roman" w:eastAsia="宋体" w:cs="Times New Roman"/>
-          <w:sz w:val="24"/>
-          <w:szCs w:val="24"/>
-          <w:lang w:val="en-US" w:eastAsia="zh-CN"/>
-        </w:rPr>
-      </w:pPr>
-    </w:p>
-    <w:p>
-      <w:pPr>
-        <w:rPr>
-          <w:rFonts w:hint="default" w:ascii="Times New Roman" w:hAnsi="Times New Roman" w:eastAsia="宋体" w:cs="Times New Roman"/>
-          <w:sz w:val="24"/>
-          <w:szCs w:val="24"/>
-        </w:rPr>
-      </w:pPr>
-      <w:r>
-        <w:rPr>
-          <w:rFonts w:hint="default" w:ascii="Times New Roman" w:hAnsi="Times New Roman" w:eastAsia="宋体" w:cs="Times New Roman"/>
-          <w:color w:val="auto"/>
-          <w:sz w:val="24"/>
-          <w:szCs w:val="24"/>
-          <w:lang w:val="en-US" w:eastAsia="zh-CN"/>
-        </w:rPr>
-        <w:t>图像采集软件反馈给上位机软件</w:t>
-      </w:r>
-      <w:r>
-        <w:rPr>
-          <w:rFonts w:hint="default" w:ascii="Times New Roman" w:hAnsi="Times New Roman" w:eastAsia="宋体" w:cs="Times New Roman"/>
-          <w:sz w:val="24"/>
-          <w:szCs w:val="24"/>
-        </w:rPr>
-        <w:t>采集完成指令：</w:t>
-      </w:r>
-    </w:p>
-    <w:p>
-      <w:pPr>
-        <w:rPr>
-          <w:rFonts w:hint="default" w:ascii="Times New Roman" w:hAnsi="Times New Roman" w:eastAsia="宋体" w:cs="Times New Roman"/>
-          <w:sz w:val="24"/>
-          <w:szCs w:val="24"/>
-        </w:rPr>
-      </w:pPr>
-      <w:r>
-        <w:rPr>
-          <w:rFonts w:hint="default" w:ascii="Times New Roman" w:hAnsi="Times New Roman" w:eastAsia="宋体" w:cs="Times New Roman"/>
-          <w:sz w:val="24"/>
-          <w:szCs w:val="24"/>
-        </w:rPr>
-        <w:t>PHOTO&amp;COMPLETE</w:t>
-      </w:r>
-    </w:p>
-    <w:p>
-      <w:pPr>
-        <w:rPr>
-          <w:rFonts w:hint="default" w:ascii="Times New Roman" w:hAnsi="Times New Roman" w:eastAsia="宋体" w:cs="Times New Roman"/>
-          <w:color w:val="auto"/>
-          <w:sz w:val="24"/>
-          <w:szCs w:val="24"/>
-          <w:lang w:val="en-US" w:eastAsia="zh-CN"/>
-        </w:rPr>
-      </w:pPr>
-      <w:r>
-        <w:rPr>
-          <w:rFonts w:hint="default" w:ascii="Times New Roman" w:hAnsi="Times New Roman" w:eastAsia="宋体" w:cs="Times New Roman"/>
-          <w:color w:val="auto"/>
-          <w:sz w:val="24"/>
-          <w:szCs w:val="24"/>
-          <w:lang w:val="en-US" w:eastAsia="zh-CN"/>
-        </w:rPr>
-        <w:t>上位机软件反馈给机械臂采集完成指令</w:t>
-      </w:r>
-    </w:p>
-    <w:p>
-      <w:pPr>
-        <w:rPr>
-          <w:rFonts w:hint="default" w:ascii="Times New Roman" w:hAnsi="Times New Roman" w:eastAsia="宋体" w:cs="Times New Roman"/>
-          <w:sz w:val="24"/>
-          <w:szCs w:val="24"/>
-        </w:rPr>
-      </w:pPr>
-      <w:r>
-        <w:rPr>
-          <w:rFonts w:hint="default" w:ascii="Times New Roman" w:hAnsi="Times New Roman" w:eastAsia="宋体" w:cs="Times New Roman"/>
-          <w:sz w:val="24"/>
-          <w:szCs w:val="24"/>
-        </w:rPr>
-        <w:t>&lt;COMPLETE&gt;&lt;T</w:t>
-      </w:r>
-      <w:r>
-        <w:rPr>
-          <w:rFonts w:hint="default" w:ascii="Times New Roman" w:hAnsi="Times New Roman" w:eastAsia="宋体" w:cs="Times New Roman"/>
-          <w:sz w:val="24"/>
-          <w:szCs w:val="24"/>
-          <w:lang w:val="en-US" w:eastAsia="zh-CN"/>
-        </w:rPr>
-        <w:t>1</w:t>
-      </w:r>
-      <w:r>
-        <w:rPr>
-          <w:rFonts w:hint="default" w:ascii="Times New Roman" w:hAnsi="Times New Roman" w:eastAsia="宋体" w:cs="Times New Roman"/>
-          <w:sz w:val="24"/>
-          <w:szCs w:val="24"/>
-        </w:rPr>
-        <w:t>&gt;!</w:t>
-      </w:r>
-    </w:p>
-    <w:p>
-      <w:pPr>
-        <w:rPr>
-          <w:rFonts w:hint="default" w:ascii="Times New Roman" w:hAnsi="Times New Roman" w:eastAsia="宋体" w:cs="Times New Roman"/>
-          <w:sz w:val="24"/>
-          <w:szCs w:val="24"/>
-        </w:rPr>
-      </w:pPr>
-      <w:r>
-        <w:rPr>
-          <w:rFonts w:hint="default" w:ascii="Times New Roman" w:hAnsi="Times New Roman" w:eastAsia="宋体" w:cs="Times New Roman"/>
-          <w:sz w:val="24"/>
-          <w:szCs w:val="24"/>
-        </w:rPr>
-        <w:t>采集结束指令</w:t>
-      </w:r>
-    </w:p>
-    <w:p>
-      <w:pPr>
-        <w:rPr>
-          <w:rFonts w:hint="default" w:ascii="Times New Roman" w:hAnsi="Times New Roman" w:eastAsia="宋体" w:cs="Times New Roman"/>
-          <w:sz w:val="24"/>
-          <w:szCs w:val="24"/>
-        </w:rPr>
-      </w:pPr>
-      <w:r>
-        <w:rPr>
-          <w:rFonts w:hint="default" w:ascii="Times New Roman" w:hAnsi="Times New Roman" w:eastAsia="宋体" w:cs="Times New Roman"/>
-          <w:sz w:val="24"/>
-          <w:szCs w:val="24"/>
-        </w:rPr>
-        <w:t>PHOTO&amp;FINISH</w:t>
-      </w:r>
-    </w:p>
-    <w:p>
-      <w:pPr>
-        <w:rPr>
-          <w:rFonts w:hint="default" w:ascii="Times New Roman" w:hAnsi="Times New Roman" w:eastAsia="宋体" w:cs="Times New Roman"/>
-          <w:color w:val="auto"/>
-          <w:sz w:val="24"/>
-          <w:szCs w:val="24"/>
-          <w:lang w:val="en-US" w:eastAsia="zh-CN"/>
-        </w:rPr>
-      </w:pPr>
-    </w:p>
-    <w:p>
-      <w:pPr>
-        <w:rPr>
-          <w:rFonts w:hint="eastAsia" w:ascii="Times New Roman" w:hAnsi="Times New Roman" w:eastAsia="宋体" w:cs="Times New Roman"/>
-          <w:sz w:val="24"/>
-          <w:szCs w:val="24"/>
-          <w:lang w:eastAsia="zh-CN"/>
-        </w:rPr>
-      </w:pPr>
-      <w:r>
-        <w:rPr>
-          <w:rFonts w:hint="eastAsia" w:ascii="Times New Roman" w:hAnsi="Times New Roman" w:eastAsia="宋体" w:cs="Times New Roman"/>
-          <w:color w:val="auto"/>
-          <w:sz w:val="24"/>
-          <w:szCs w:val="24"/>
-          <w:lang w:val="en-US" w:eastAsia="zh-CN"/>
-        </w:rPr>
-        <w:t>机械臂向上位机软件发送"PHOTO&amp;FINISH!"，上位机软件向图像采集软件发送</w:t>
-      </w:r>
-      <w:r>
-        <w:rPr>
-          <w:rFonts w:hint="default" w:ascii="Times New Roman" w:hAnsi="Times New Roman" w:eastAsia="宋体" w:cs="Times New Roman"/>
-          <w:sz w:val="24"/>
-          <w:szCs w:val="24"/>
-        </w:rPr>
-        <w:t>采集结束指令</w:t>
-      </w:r>
-      <w:r>
-        <w:rPr>
-          <w:rFonts w:hint="eastAsia" w:ascii="Times New Roman" w:hAnsi="Times New Roman" w:eastAsia="宋体" w:cs="Times New Roman"/>
-          <w:sz w:val="24"/>
-          <w:szCs w:val="24"/>
-          <w:lang w:eastAsia="zh-CN"/>
-        </w:rPr>
-        <w:t>。</w:t>
-      </w:r>
-    </w:p>
-    <w:p>
-      <w:pPr>
-        <w:rPr>
-          <w:rFonts w:hint="default" w:ascii="Times New Roman" w:hAnsi="Times New Roman" w:eastAsia="宋体" w:cs="Times New Roman"/>
-          <w:sz w:val="24"/>
-          <w:szCs w:val="24"/>
-          <w:lang w:val="en-US" w:eastAsia="zh-CN"/>
-        </w:rPr>
-      </w:pPr>
-    </w:p>
-    <w:p>
-      <w:pPr>
-        <w:rPr>
-          <w:rFonts w:hint="eastAsia" w:ascii="Times New Roman" w:hAnsi="Times New Roman" w:eastAsia="宋体" w:cs="Times New Roman"/>
-          <w:sz w:val="24"/>
-          <w:szCs w:val="24"/>
-          <w:lang w:eastAsia="zh-CN"/>
-        </w:rPr>
-      </w:pPr>
-      <w:r>
-        <w:rPr>
-          <w:rFonts w:hint="eastAsia" w:ascii="Times New Roman" w:hAnsi="Times New Roman" w:eastAsia="宋体" w:cs="Times New Roman"/>
-          <w:color w:val="auto"/>
-          <w:sz w:val="24"/>
-          <w:szCs w:val="24"/>
-          <w:lang w:val="en-US" w:eastAsia="zh-CN"/>
-        </w:rPr>
-        <w:t>上位机软件和图像采集软件、图像上传软件（客户端）都运行在上位机中，上位机与图像采集软件间通过UDP通讯，上位机软件绑定UDP 192.168.6.35：8000，向图像采集软件绑定的UDP 192.168.6.34：8000发送图像采集指令。图像采集软件绑定的UDP 192.168.6.34：8001向上位机软件绑定的UDP 192.168.6.35：8001发送反馈</w:t>
-      </w:r>
-      <w:r>
-        <w:rPr>
-          <w:rFonts w:hint="default" w:ascii="Times New Roman" w:hAnsi="Times New Roman" w:eastAsia="宋体" w:cs="Times New Roman"/>
-          <w:sz w:val="24"/>
-          <w:szCs w:val="24"/>
-        </w:rPr>
-        <w:t>采集完成指令</w:t>
-      </w:r>
-      <w:r>
-        <w:rPr>
-          <w:rFonts w:hint="eastAsia" w:ascii="Times New Roman" w:hAnsi="Times New Roman" w:eastAsia="宋体" w:cs="Times New Roman"/>
-          <w:sz w:val="24"/>
-          <w:szCs w:val="24"/>
-          <w:lang w:eastAsia="zh-CN"/>
-        </w:rPr>
-        <w:t>。</w:t>
-      </w:r>
-    </w:p>
-    <w:p>
-      <w:pPr>
-        <w:rPr>
-          <w:rFonts w:hint="default" w:ascii="Times New Roman" w:hAnsi="Times New Roman" w:eastAsia="宋体" w:cs="Times New Roman"/>
-          <w:sz w:val="24"/>
-          <w:szCs w:val="24"/>
-          <w:lang w:val="en-US" w:eastAsia="zh-CN"/>
-        </w:rPr>
-      </w:pPr>
-      <w:r>
-        <w:rPr>
-          <w:rFonts w:hint="eastAsia" w:ascii="Times New Roman" w:hAnsi="Times New Roman" w:eastAsia="宋体" w:cs="Times New Roman"/>
-          <w:sz w:val="24"/>
-          <w:szCs w:val="24"/>
-          <w:lang w:val="en-US" w:eastAsia="zh-CN"/>
-        </w:rPr>
-        <w:t>上位机软件创建TCP服务端192.168.6.35：9000，机械臂运行的轨迹中使用START/PHOTO/FINISH三种脚本，通过上位机软件创建TCP服务端触发图像采集。</w:t>
-      </w:r>
     </w:p>
     <w:sectPr>
       <w:pgSz w:w="11906" w:h="16838"/>
